--- a/SITP/DSA-Notes/M22_SystemDesign_Connection.docx
+++ b/SITP/DSA-Notes/M22_SystemDesign_Connection.docx
@@ -60,7 +60,7 @@
         </w:p>
       </w:sdtContent>
     </w:sdt>
-    <w:bookmarkStart w:id="33" w:name="module-22-system-design-connections"/>
+    <w:bookmarkStart w:id="36" w:name="module-22-system-design-connections"/>
     <w:p>
       <w:pPr>
         <w:pStyle w:val="Heading1"/>
@@ -329,7 +329,7 @@
       </w:r>
     </w:p>
     <w:bookmarkEnd w:id="12"/>
-    <w:bookmarkStart w:id="25" w:name="the-classic-why-stories"/>
+    <w:bookmarkStart w:id="28" w:name="the-classic-why-stories"/>
     <w:p>
       <w:pPr>
         <w:pStyle w:val="Heading2"/>
@@ -1325,13 +1325,158 @@
       </w:r>
     </w:p>
     <w:bookmarkEnd w:id="23"/>
-    <w:bookmarkStart w:id="24" w:name="mcqs"/>
+    <w:bookmarkStart w:id="24" w:name="Xd1e79cc3a2af7634bc85517ccb865fb6ee14324"/>
     <w:p>
       <w:pPr>
         <w:pStyle w:val="Heading3"/>
       </w:pPr>
       <w:r>
-        <w:t xml:space="preserve">MCQs</w:t>
+        <w:t xml:space="preserve">Why full-text search uses an</w:t>
+      </w:r>
+      <w:r>
+        <w:t xml:space="preserve"> </w:t>
+      </w:r>
+      <w:r>
+        <w:rPr>
+          <w:b/>
+          <w:bCs/>
+        </w:rPr>
+        <w:t xml:space="preserve">inverted index</w:t>
+      </w:r>
+    </w:p>
+    <w:p>
+      <w:pPr>
+        <w:pStyle w:val="FirstParagraph"/>
+      </w:pPr>
+      <w:r>
+        <w:t xml:space="preserve">Scanning every document for a word is</w:t>
+      </w:r>
+      <w:r>
+        <w:t xml:space="preserve"> </w:t>
+      </w:r>
+      <w:r>
+        <w:rPr>
+          <w:b/>
+          <w:bCs/>
+        </w:rPr>
+        <w:t xml:space="preserve">O(total text)</w:t>
+      </w:r>
+      <w:r>
+        <w:t xml:space="preserve"> </w:t>
+      </w:r>
+      <w:r>
+        <w:t xml:space="preserve">— hopeless at web scale.</w:t>
+      </w:r>
+      <w:r>
+        <w:t xml:space="preserve"> </w:t>
+      </w:r>
+      <w:r>
+        <w:t xml:space="preserve">An</w:t>
+      </w:r>
+      <w:r>
+        <w:t xml:space="preserve"> </w:t>
+      </w:r>
+      <w:r>
+        <w:rPr>
+          <w:b/>
+          <w:bCs/>
+        </w:rPr>
+        <w:t xml:space="preserve">inverted index</w:t>
+      </w:r>
+      <w:r>
+        <w:t xml:space="preserve"> </w:t>
+      </w:r>
+      <w:r>
+        <w:t xml:space="preserve">flips it: for each</w:t>
+      </w:r>
+      <w:r>
+        <w:t xml:space="preserve"> </w:t>
+      </w:r>
+      <w:r>
+        <w:rPr>
+          <w:b/>
+          <w:bCs/>
+        </w:rPr>
+        <w:t xml:space="preserve">term</w:t>
+      </w:r>
+      <w:r>
+        <w:t xml:space="preserve">, store a</w:t>
+      </w:r>
+      <w:r>
+        <w:t xml:space="preserve"> </w:t>
+      </w:r>
+      <w:r>
+        <w:rPr>
+          <w:b/>
+          <w:bCs/>
+        </w:rPr>
+        <w:t xml:space="preserve">posting list</w:t>
+      </w:r>
+      <w:r>
+        <w:t xml:space="preserve"> </w:t>
+      </w:r>
+      <w:r>
+        <w:t xml:space="preserve">of the</w:t>
+      </w:r>
+      <w:r>
+        <w:t xml:space="preserve"> </w:t>
+      </w:r>
+      <w:r>
+        <w:t xml:space="preserve">documents (and positions) that contain it. A query then</w:t>
+      </w:r>
+      <w:r>
+        <w:t xml:space="preserve"> </w:t>
+      </w:r>
+      <w:r>
+        <w:rPr>
+          <w:b/>
+          <w:bCs/>
+        </w:rPr>
+        <w:t xml:space="preserve">intersects/unions</w:t>
+      </w:r>
+      <w:r>
+        <w:t xml:space="preserve"> </w:t>
+      </w:r>
+      <w:r>
+        <w:t xml:space="preserve">posting lists instead of scanning text. (Module 3/7.)</w:t>
+      </w:r>
+    </w:p>
+    <w:p>
+      <w:pPr>
+        <w:pStyle w:val="SourceCode"/>
+      </w:pPr>
+      <w:r>
+        <w:rPr>
+          <w:rStyle w:val="VerbatimChar"/>
+        </w:rPr>
+        <w:t xml:space="preserve">Docs:  D1="the cat sat"   D2="the dog sat"   D3="cat and dog"</w:t>
+      </w:r>
+      <w:r>
+        <w:br/>
+      </w:r>
+      <w:r>
+        <w:rPr>
+          <w:rStyle w:val="VerbatimChar"/>
+        </w:rPr>
+        <w:t xml:space="preserve">Inverted index (term -&gt; sorted doc IDs):</w:t>
+      </w:r>
+      <w:r>
+        <w:br/>
+      </w:r>
+      <w:r>
+        <w:rPr>
+          <w:rStyle w:val="VerbatimChar"/>
+        </w:rPr>
+        <w:t xml:space="preserve">  cat -&gt; [D1, D3]     dog -&gt; [D2, D3]     sat -&gt; [D1, D2]     the -&gt; [D1, D2]</w:t>
+      </w:r>
+      <w:r>
+        <w:br/>
+      </w:r>
+      <w:r>
+        <w:rPr>
+          <w:rStyle w:val="VerbatimChar"/>
+        </w:rPr>
+        <w:t xml:space="preserve">Query "cat AND dog": intersect [D1,D3] ∩ [D2,D3] = [D3]</w:t>
       </w:r>
     </w:p>
     <w:p>
@@ -1343,34 +1488,45 @@
         </w:numPr>
       </w:pPr>
       <w:r>
-        <w:t xml:space="preserve">Why B+ trees for DB indexes (not hash)? →</w:t>
-      </w:r>
-      <w:r>
-        <w:t xml:space="preserve"> </w:t>
-      </w:r>
-      <w:r>
-        <w:rPr>
-          <w:b/>
-          <w:bCs/>
-        </w:rPr>
-        <w:t xml:space="preserve">shallow (few disk reads) + linked</w:t>
-      </w:r>
-      <w:r>
-        <w:rPr>
-          <w:b/>
-          <w:bCs/>
-        </w:rPr>
-        <w:t xml:space="preserve"> </w:t>
-      </w:r>
-      <w:r>
-        <w:rPr>
-          <w:b/>
-          <w:bCs/>
-        </w:rPr>
-        <w:t xml:space="preserve">leaves for range scans</w:t>
-      </w:r>
-      <w:r>
-        <w:t xml:space="preserve">.</w:t>
+        <w:t xml:space="preserve">Posting lists are kept</w:t>
+      </w:r>
+      <w:r>
+        <w:t xml:space="preserve"> </w:t>
+      </w:r>
+      <w:r>
+        <w:rPr>
+          <w:b/>
+          <w:bCs/>
+        </w:rPr>
+        <w:t xml:space="preserve">sorted</w:t>
+      </w:r>
+      <w:r>
+        <w:t xml:space="preserve"> </w:t>
+      </w:r>
+      <w:r>
+        <w:t xml:space="preserve">so intersection is a</w:t>
+      </w:r>
+      <w:r>
+        <w:t xml:space="preserve"> </w:t>
+      </w:r>
+      <w:r>
+        <w:rPr>
+          <w:b/>
+          <w:bCs/>
+        </w:rPr>
+        <w:t xml:space="preserve">merge</w:t>
+      </w:r>
+      <w:r>
+        <w:t xml:space="preserve"> </w:t>
+      </w:r>
+      <w:r>
+        <w:t xml:space="preserve">(two-pointer,</w:t>
+      </w:r>
+      <w:r>
+        <w:t xml:space="preserve"> </w:t>
+      </w:r>
+      <w:r>
+        <w:t xml:space="preserve">Module 2) — the same skip-along trick as merging sorted arrays.</w:t>
       </w:r>
     </w:p>
     <w:p>
@@ -1382,23 +1538,146 @@
         </w:numPr>
       </w:pPr>
       <w:r>
-        <w:t xml:space="preserve">Why LSM trees for write-heavy stores? →</w:t>
-      </w:r>
-      <w:r>
-        <w:t xml:space="preserve"> </w:t>
-      </w:r>
-      <w:r>
-        <w:rPr>
-          <w:b/>
-          <w:bCs/>
-        </w:rPr>
-        <w:t xml:space="preserve">turn random writes into sequential</w:t>
-      </w:r>
-      <w:r>
-        <w:t xml:space="preserve"> </w:t>
-      </w:r>
-      <w:r>
-        <w:t xml:space="preserve">(write-optimised) + Bloom filters.</w:t>
+        <w:rPr>
+          <w:b/>
+          <w:bCs/>
+        </w:rPr>
+        <w:t xml:space="preserve">Ranking</w:t>
+      </w:r>
+      <w:r>
+        <w:t xml:space="preserve"> </w:t>
+      </w:r>
+      <w:r>
+        <w:t xml:space="preserve">(which doc first?) adds a</w:t>
+      </w:r>
+      <w:r>
+        <w:t xml:space="preserve"> </w:t>
+      </w:r>
+      <w:r>
+        <w:rPr>
+          <w:b/>
+          <w:bCs/>
+        </w:rPr>
+        <w:t xml:space="preserve">heap</w:t>
+      </w:r>
+      <w:r>
+        <w:t xml:space="preserve"> </w:t>
+      </w:r>
+      <w:r>
+        <w:t xml:space="preserve">for top-N and scores like TF-IDF /</w:t>
+      </w:r>
+      <w:r>
+        <w:t xml:space="preserve"> </w:t>
+      </w:r>
+      <w:r>
+        <w:t xml:space="preserve">BM25. Powers Lucene, Elasticsearch, Solr, and every search bar.</w:t>
+      </w:r>
+    </w:p>
+    <w:bookmarkEnd w:id="24"/>
+    <w:bookmarkStart w:id="25" w:name="X3c6fce48d7b501e85a8cbf1e7310972e108c213"/>
+    <w:p>
+      <w:pPr>
+        <w:pStyle w:val="Heading3"/>
+      </w:pPr>
+      <w:r>
+        <w:t xml:space="preserve">Why analytics stores use</w:t>
+      </w:r>
+      <w:r>
+        <w:t xml:space="preserve"> </w:t>
+      </w:r>
+      <w:r>
+        <w:rPr>
+          <w:b/>
+          <w:bCs/>
+        </w:rPr>
+        <w:t xml:space="preserve">HyperLogLog</w:t>
+      </w:r>
+      <w:r>
+        <w:t xml:space="preserve"> </w:t>
+      </w:r>
+      <w:r>
+        <w:t xml:space="preserve">for counts</w:t>
+      </w:r>
+    </w:p>
+    <w:p>
+      <w:pPr>
+        <w:pStyle w:val="FirstParagraph"/>
+      </w:pPr>
+      <w:r>
+        <w:t xml:space="preserve">“How many</w:t>
+      </w:r>
+      <w:r>
+        <w:t xml:space="preserve"> </w:t>
+      </w:r>
+      <w:r>
+        <w:rPr>
+          <w:b/>
+          <w:bCs/>
+        </w:rPr>
+        <w:t xml:space="preserve">distinct</w:t>
+      </w:r>
+      <w:r>
+        <w:t xml:space="preserve"> </w:t>
+      </w:r>
+      <w:r>
+        <w:t xml:space="preserve">users today?”</w:t>
+      </w:r>
+      <w:r>
+        <w:t xml:space="preserve"> </w:t>
+      </w:r>
+      <w:r>
+        <w:t xml:space="preserve">over billions of events would need a huge</w:t>
+      </w:r>
+      <w:r>
+        <w:t xml:space="preserve"> </w:t>
+      </w:r>
+      <w:r>
+        <w:t xml:space="preserve">hash-set (all the IDs) in memory.</w:t>
+      </w:r>
+      <w:r>
+        <w:t xml:space="preserve"> </w:t>
+      </w:r>
+      <w:r>
+        <w:rPr>
+          <w:b/>
+          <w:bCs/>
+        </w:rPr>
+        <w:t xml:space="preserve">HyperLogLog (HLL)</w:t>
+      </w:r>
+      <w:r>
+        <w:t xml:space="preserve"> </w:t>
+      </w:r>
+      <w:r>
+        <w:t xml:space="preserve">estimates</w:t>
+      </w:r>
+      <w:r>
+        <w:t xml:space="preserve"> </w:t>
+      </w:r>
+      <w:r>
+        <w:rPr>
+          <w:b/>
+          <w:bCs/>
+        </w:rPr>
+        <w:t xml:space="preserve">cardinality</w:t>
+      </w:r>
+      <w:r>
+        <w:t xml:space="preserve"> </w:t>
+      </w:r>
+      <w:r>
+        <w:t xml:space="preserve">in a</w:t>
+      </w:r>
+      <w:r>
+        <w:t xml:space="preserve"> </w:t>
+      </w:r>
+      <w:r>
+        <w:rPr>
+          <w:b/>
+          <w:bCs/>
+        </w:rPr>
+        <w:t xml:space="preserve">fixed few KB</w:t>
+      </w:r>
+      <w:r>
+        <w:t xml:space="preserve">, regardless of how many items you count. (Module 7.)</w:t>
       </w:r>
     </w:p>
     <w:p>
@@ -1406,10 +1685,755 @@
         <w:pStyle w:val="Compact"/>
         <w:numPr>
           <w:ilvl w:val="0"/>
-          <w:numId w:val="1001"/>
+          <w:numId w:val="1002"/>
         </w:numPr>
       </w:pPr>
       <w:r>
+        <w:rPr>
+          <w:b/>
+          <w:bCs/>
+        </w:rPr>
+        <w:t xml:space="preserve">Idea:</w:t>
+      </w:r>
+      <w:r>
+        <w:t xml:space="preserve"> </w:t>
+      </w:r>
+      <w:r>
+        <w:t xml:space="preserve">hash each item; track the</w:t>
+      </w:r>
+      <w:r>
+        <w:t xml:space="preserve"> </w:t>
+      </w:r>
+      <w:r>
+        <w:rPr>
+          <w:b/>
+          <w:bCs/>
+        </w:rPr>
+        <w:t xml:space="preserve">longest run of leading zeros</w:t>
+      </w:r>
+      <w:r>
+        <w:t xml:space="preserve"> </w:t>
+      </w:r>
+      <w:r>
+        <w:t xml:space="preserve">seen. A rare</w:t>
+      </w:r>
+      <w:r>
+        <w:t xml:space="preserve"> </w:t>
+      </w:r>
+      <w:r>
+        <w:t xml:space="preserve">run of</w:t>
+      </w:r>
+      <w:r>
+        <w:t xml:space="preserve"> </w:t>
+      </w:r>
+      <w:r>
+        <w:rPr>
+          <w:i/>
+          <w:iCs/>
+        </w:rPr>
+        <w:t xml:space="preserve">k</w:t>
+      </w:r>
+      <w:r>
+        <w:t xml:space="preserve"> </w:t>
+      </w:r>
+      <w:r>
+        <w:t xml:space="preserve">zeros suggests you’ve seen ~</w:t>
+      </w:r>
+      <w:r>
+        <w:rPr>
+          <w:b/>
+          <w:bCs/>
+        </w:rPr>
+        <w:t xml:space="preserve">2ᵏ</w:t>
+      </w:r>
+      <w:r>
+        <w:t xml:space="preserve"> </w:t>
+      </w:r>
+      <w:r>
+        <w:t xml:space="preserve">distinct items. Averaging many such</w:t>
+      </w:r>
+      <w:r>
+        <w:t xml:space="preserve"> </w:t>
+      </w:r>
+      <w:r>
+        <w:t xml:space="preserve">“buckets”</w:t>
+      </w:r>
+      <w:r>
+        <w:t xml:space="preserve"> </w:t>
+      </w:r>
+      <w:r>
+        <w:t xml:space="preserve">gives a good estimate.</w:t>
+      </w:r>
+    </w:p>
+    <w:p>
+      <w:pPr>
+        <w:pStyle w:val="Compact"/>
+        <w:numPr>
+          <w:ilvl w:val="0"/>
+          <w:numId w:val="1002"/>
+        </w:numPr>
+      </w:pPr>
+      <w:r>
+        <w:rPr>
+          <w:b/>
+          <w:bCs/>
+        </w:rPr>
+        <w:t xml:space="preserve">Trade-off:</w:t>
+      </w:r>
+      <w:r>
+        <w:t xml:space="preserve"> </w:t>
+      </w:r>
+      <w:r>
+        <w:t xml:space="preserve">~</w:t>
+      </w:r>
+      <w:r>
+        <w:rPr>
+          <w:b/>
+          <w:bCs/>
+        </w:rPr>
+        <w:t xml:space="preserve">1–2% error</w:t>
+      </w:r>
+      <w:r>
+        <w:t xml:space="preserve"> </w:t>
+      </w:r>
+      <w:r>
+        <w:t xml:space="preserve">for a massive memory win (exact would be GBs; HLL</w:t>
+      </w:r>
+      <w:r>
+        <w:t xml:space="preserve"> </w:t>
+      </w:r>
+      <w:r>
+        <w:t xml:space="preserve">is ~12 KB). Redis</w:t>
+      </w:r>
+      <w:r>
+        <w:t xml:space="preserve"> </w:t>
+      </w:r>
+      <w:r>
+        <w:rPr>
+          <w:rStyle w:val="VerbatimChar"/>
+        </w:rPr>
+        <w:t xml:space="preserve">PFADD</w:t>
+      </w:r>
+      <w:r>
+        <w:t xml:space="preserve"> </w:t>
+      </w:r>
+      <w:r>
+        <w:t xml:space="preserve">/</w:t>
+      </w:r>
+      <w:r>
+        <w:t xml:space="preserve"> </w:t>
+      </w:r>
+      <w:r>
+        <w:rPr>
+          <w:rStyle w:val="VerbatimChar"/>
+        </w:rPr>
+        <w:t xml:space="preserve">PFCOUNT</w:t>
+      </w:r>
+      <w:r>
+        <w:t xml:space="preserve"> </w:t>
+      </w:r>
+      <w:r>
+        <w:t xml:space="preserve">are HLL. Great for dashboards where</w:t>
+      </w:r>
+      <w:r>
+        <w:t xml:space="preserve"> </w:t>
+      </w:r>
+      <w:r>
+        <w:t xml:space="preserve">“about 8.3M uniques”</w:t>
+      </w:r>
+      <w:r>
+        <w:t xml:space="preserve"> </w:t>
+      </w:r>
+      <w:r>
+        <w:t xml:space="preserve">is fine.</w:t>
+      </w:r>
+    </w:p>
+    <w:bookmarkEnd w:id="25"/>
+    <w:bookmarkStart w:id="26" w:name="X3fa194dd79f46327e76f732704db1a15c0a903b"/>
+    <w:p>
+      <w:pPr>
+        <w:pStyle w:val="Heading3"/>
+      </w:pPr>
+      <w:r>
+        <w:t xml:space="preserve">Why rate limiters use</w:t>
+      </w:r>
+      <w:r>
+        <w:t xml:space="preserve"> </w:t>
+      </w:r>
+      <w:r>
+        <w:rPr>
+          <w:b/>
+          <w:bCs/>
+        </w:rPr>
+        <w:t xml:space="preserve">token buckets / sliding windows</w:t>
+      </w:r>
+    </w:p>
+    <w:p>
+      <w:pPr>
+        <w:pStyle w:val="FirstParagraph"/>
+      </w:pPr>
+      <w:r>
+        <w:t xml:space="preserve">An API must cap requests (e.g. 100/min per user). The data structure decides how</w:t>
+      </w:r>
+      <w:r>
+        <w:t xml:space="preserve"> </w:t>
+      </w:r>
+      <w:r>
+        <w:t xml:space="preserve">“bursty”</w:t>
+      </w:r>
+      <w:r>
+        <w:t xml:space="preserve"> </w:t>
+      </w:r>
+      <w:r>
+        <w:t xml:space="preserve">the limit feels.</w:t>
+      </w:r>
+    </w:p>
+    <w:tbl>
+      <w:tblPr>
+        <w:tblStyle w:val="Table"/>
+        <w:tblW w:type="pct" w:w="5000"/>
+        <w:tblLayout w:type="fixed"/>
+        <w:tblLook w:firstRow="1" w:lastRow="0" w:firstColumn="0" w:lastColumn="0" w:noHBand="0" w:noVBand="0" w:val="0020"/>
+      </w:tblPr>
+      <w:tblGrid>
+        <w:gridCol w:w="2640"/>
+        <w:gridCol w:w="2640"/>
+        <w:gridCol w:w="2640"/>
+      </w:tblGrid>
+      <w:tr>
+        <w:trPr>
+          <w:tblHeader w:val="on"/>
+        </w:trPr>
+        <w:tc>
+          <w:tcPr/>
+          <w:p>
+            <w:pPr>
+              <w:pStyle w:val="Compact"/>
+            </w:pPr>
+            <w:r>
+              <w:t xml:space="preserve">Algorithm</w:t>
+            </w:r>
+          </w:p>
+        </w:tc>
+        <w:tc>
+          <w:tcPr/>
+          <w:p>
+            <w:pPr>
+              <w:pStyle w:val="Compact"/>
+            </w:pPr>
+            <w:r>
+              <w:t xml:space="preserve">Data structure</w:t>
+            </w:r>
+          </w:p>
+        </w:tc>
+        <w:tc>
+          <w:tcPr/>
+          <w:p>
+            <w:pPr>
+              <w:pStyle w:val="Compact"/>
+            </w:pPr>
+            <w:r>
+              <w:t xml:space="preserve">Behaviour</w:t>
+            </w:r>
+          </w:p>
+        </w:tc>
+      </w:tr>
+      <w:tr>
+        <w:tc>
+          <w:tcPr/>
+          <w:p>
+            <w:pPr>
+              <w:pStyle w:val="Compact"/>
+            </w:pPr>
+            <w:r>
+              <w:rPr>
+                <w:b/>
+                <w:bCs/>
+              </w:rPr>
+              <w:t xml:space="preserve">Fixed window</w:t>
+            </w:r>
+          </w:p>
+        </w:tc>
+        <w:tc>
+          <w:tcPr/>
+          <w:p>
+            <w:pPr>
+              <w:pStyle w:val="Compact"/>
+            </w:pPr>
+            <w:r>
+              <w:t xml:space="preserve">one counter + timestamp</w:t>
+            </w:r>
+          </w:p>
+        </w:tc>
+        <w:tc>
+          <w:tcPr/>
+          <w:p>
+            <w:pPr>
+              <w:pStyle w:val="Compact"/>
+            </w:pPr>
+            <w:r>
+              <w:t xml:space="preserve">simple; allows a burst at window edges</w:t>
+            </w:r>
+          </w:p>
+        </w:tc>
+      </w:tr>
+      <w:tr>
+        <w:tc>
+          <w:tcPr/>
+          <w:p>
+            <w:pPr>
+              <w:pStyle w:val="Compact"/>
+            </w:pPr>
+            <w:r>
+              <w:rPr>
+                <w:b/>
+                <w:bCs/>
+              </w:rPr>
+              <w:t xml:space="preserve">Sliding window log</w:t>
+            </w:r>
+          </w:p>
+        </w:tc>
+        <w:tc>
+          <w:tcPr/>
+          <w:p>
+            <w:pPr>
+              <w:pStyle w:val="Compact"/>
+            </w:pPr>
+            <w:r>
+              <w:t xml:space="preserve">a</w:t>
+            </w:r>
+            <w:r>
+              <w:t xml:space="preserve"> </w:t>
+            </w:r>
+            <w:r>
+              <w:rPr>
+                <w:b/>
+                <w:bCs/>
+              </w:rPr>
+              <w:t xml:space="preserve">queue/deque</w:t>
+            </w:r>
+            <w:r>
+              <w:t xml:space="preserve"> </w:t>
+            </w:r>
+            <w:r>
+              <w:t xml:space="preserve">of timestamps</w:t>
+            </w:r>
+          </w:p>
+        </w:tc>
+        <w:tc>
+          <w:tcPr/>
+          <w:p>
+            <w:pPr>
+              <w:pStyle w:val="Compact"/>
+            </w:pPr>
+            <w:r>
+              <w:t xml:space="preserve">exact; drops timestamps older than the window</w:t>
+            </w:r>
+          </w:p>
+        </w:tc>
+      </w:tr>
+      <w:tr>
+        <w:tc>
+          <w:tcPr/>
+          <w:p>
+            <w:pPr>
+              <w:pStyle w:val="Compact"/>
+            </w:pPr>
+            <w:r>
+              <w:rPr>
+                <w:b/>
+                <w:bCs/>
+              </w:rPr>
+              <w:t xml:space="preserve">Sliding window counter</w:t>
+            </w:r>
+          </w:p>
+        </w:tc>
+        <w:tc>
+          <w:tcPr/>
+          <w:p>
+            <w:pPr>
+              <w:pStyle w:val="Compact"/>
+            </w:pPr>
+            <w:r>
+              <w:t xml:space="preserve">two window counters (weighted)</w:t>
+            </w:r>
+          </w:p>
+        </w:tc>
+        <w:tc>
+          <w:tcPr/>
+          <w:p>
+            <w:pPr>
+              <w:pStyle w:val="Compact"/>
+            </w:pPr>
+            <w:r>
+              <w:t xml:space="preserve">approximate, cheap, smooth</w:t>
+            </w:r>
+          </w:p>
+        </w:tc>
+      </w:tr>
+      <w:tr>
+        <w:tc>
+          <w:tcPr/>
+          <w:p>
+            <w:pPr>
+              <w:pStyle w:val="Compact"/>
+            </w:pPr>
+            <w:r>
+              <w:rPr>
+                <w:b/>
+                <w:bCs/>
+              </w:rPr>
+              <w:t xml:space="preserve">Token bucket</w:t>
+            </w:r>
+          </w:p>
+        </w:tc>
+        <w:tc>
+          <w:tcPr/>
+          <w:p>
+            <w:pPr>
+              <w:pStyle w:val="Compact"/>
+            </w:pPr>
+            <w:r>
+              <w:t xml:space="preserve">a</w:t>
+            </w:r>
+            <w:r>
+              <w:t xml:space="preserve"> </w:t>
+            </w:r>
+            <w:r>
+              <w:rPr>
+                <w:b/>
+                <w:bCs/>
+              </w:rPr>
+              <w:t xml:space="preserve">counter</w:t>
+            </w:r>
+            <w:r>
+              <w:t xml:space="preserve"> </w:t>
+            </w:r>
+            <w:r>
+              <w:t xml:space="preserve">refilled at rate r, capacity c</w:t>
+            </w:r>
+          </w:p>
+        </w:tc>
+        <w:tc>
+          <w:tcPr/>
+          <w:p>
+            <w:pPr>
+              <w:pStyle w:val="Compact"/>
+            </w:pPr>
+            <w:r>
+              <w:t xml:space="preserve">allows controlled bursts up to c</w:t>
+            </w:r>
+          </w:p>
+        </w:tc>
+      </w:tr>
+      <w:tr>
+        <w:tc>
+          <w:tcPr/>
+          <w:p>
+            <w:pPr>
+              <w:pStyle w:val="Compact"/>
+            </w:pPr>
+            <w:r>
+              <w:rPr>
+                <w:b/>
+                <w:bCs/>
+              </w:rPr>
+              <w:t xml:space="preserve">Leaky bucket</w:t>
+            </w:r>
+          </w:p>
+        </w:tc>
+        <w:tc>
+          <w:tcPr/>
+          <w:p>
+            <w:pPr>
+              <w:pStyle w:val="Compact"/>
+            </w:pPr>
+            <w:r>
+              <w:t xml:space="preserve">a</w:t>
+            </w:r>
+            <w:r>
+              <w:t xml:space="preserve"> </w:t>
+            </w:r>
+            <w:r>
+              <w:rPr>
+                <w:b/>
+                <w:bCs/>
+              </w:rPr>
+              <w:t xml:space="preserve">FIFO queue</w:t>
+            </w:r>
+            <w:r>
+              <w:t xml:space="preserve"> </w:t>
+            </w:r>
+            <w:r>
+              <w:t xml:space="preserve">drained at rate r</w:t>
+            </w:r>
+          </w:p>
+        </w:tc>
+        <w:tc>
+          <w:tcPr/>
+          <w:p>
+            <w:pPr>
+              <w:pStyle w:val="Compact"/>
+            </w:pPr>
+            <w:r>
+              <w:t xml:space="preserve">smooths output to a steady rate</w:t>
+            </w:r>
+          </w:p>
+        </w:tc>
+      </w:tr>
+    </w:tbl>
+    <w:p>
+      <w:pPr>
+        <w:pStyle w:val="SourceCode"/>
+      </w:pPr>
+      <w:r>
+        <w:rPr>
+          <w:rStyle w:val="VerbatimChar"/>
+        </w:rPr>
+        <w:t xml:space="preserve">Token bucket (capacity=3, refill=1 token/sec):</w:t>
+      </w:r>
+      <w:r>
+        <w:br/>
+      </w:r>
+      <w:r>
+        <w:rPr>
+          <w:rStyle w:val="VerbatimChar"/>
+        </w:rPr>
+        <w:t xml:space="preserve">  t=0 [***] request -&gt; [** ]   ok (spend 1)</w:t>
+      </w:r>
+      <w:r>
+        <w:br/>
+      </w:r>
+      <w:r>
+        <w:rPr>
+          <w:rStyle w:val="VerbatimChar"/>
+        </w:rPr>
+        <w:t xml:space="preserve">  t=0 [** ] request -&gt; [*  ]   ok</w:t>
+      </w:r>
+      <w:r>
+        <w:br/>
+      </w:r>
+      <w:r>
+        <w:rPr>
+          <w:rStyle w:val="VerbatimChar"/>
+        </w:rPr>
+        <w:t xml:space="preserve">  t=0 [*  ] request -&gt; [   ]   ok  (burst of 3 allowed)</w:t>
+      </w:r>
+      <w:r>
+        <w:br/>
+      </w:r>
+      <w:r>
+        <w:rPr>
+          <w:rStyle w:val="VerbatimChar"/>
+        </w:rPr>
+        <w:t xml:space="preserve">  t=0 [   ] request -&gt; DENY    (empty)</w:t>
+      </w:r>
+      <w:r>
+        <w:br/>
+      </w:r>
+      <w:r>
+        <w:rPr>
+          <w:rStyle w:val="VerbatimChar"/>
+        </w:rPr>
+        <w:t xml:space="preserve">  t=1 [*  ] request -&gt; [   ]   ok  (1 token refilled)</w:t>
+      </w:r>
+      <w:r>
+        <w:br/>
+      </w:r>
+      <w:r>
+        <w:rPr>
+          <w:rStyle w:val="VerbatimChar"/>
+        </w:rPr>
+        <w:t xml:space="preserve">=&gt; bursts up to capacity, then throttles to the refill rate.</w:t>
+      </w:r>
+    </w:p>
+    <w:p>
+      <w:pPr>
+        <w:pStyle w:val="Compact"/>
+        <w:numPr>
+          <w:ilvl w:val="0"/>
+          <w:numId w:val="1003"/>
+        </w:numPr>
+      </w:pPr>
+      <w:r>
+        <w:rPr>
+          <w:b/>
+          <w:bCs/>
+        </w:rPr>
+        <w:t xml:space="preserve">Token bucket</w:t>
+      </w:r>
+      <w:r>
+        <w:t xml:space="preserve"> </w:t>
+      </w:r>
+      <w:r>
+        <w:t xml:space="preserve">= allow bursts;</w:t>
+      </w:r>
+      <w:r>
+        <w:t xml:space="preserve"> </w:t>
+      </w:r>
+      <w:r>
+        <w:rPr>
+          <w:b/>
+          <w:bCs/>
+        </w:rPr>
+        <w:t xml:space="preserve">leaky bucket</w:t>
+      </w:r>
+      <w:r>
+        <w:t xml:space="preserve"> </w:t>
+      </w:r>
+      <w:r>
+        <w:t xml:space="preserve">= force a steady drip.</w:t>
+      </w:r>
+    </w:p>
+    <w:p>
+      <w:pPr>
+        <w:pStyle w:val="Compact"/>
+        <w:numPr>
+          <w:ilvl w:val="0"/>
+          <w:numId w:val="1003"/>
+        </w:numPr>
+      </w:pPr>
+      <w:r>
+        <w:rPr>
+          <w:b/>
+          <w:bCs/>
+        </w:rPr>
+        <w:t xml:space="preserve">Sliding-window log</w:t>
+      </w:r>
+      <w:r>
+        <w:t xml:space="preserve"> </w:t>
+      </w:r>
+      <w:r>
+        <w:t xml:space="preserve">is exact but stores every timestamp (a</w:t>
+      </w:r>
+      <w:r>
+        <w:t xml:space="preserve"> </w:t>
+      </w:r>
+      <w:r>
+        <w:rPr>
+          <w:b/>
+          <w:bCs/>
+        </w:rPr>
+        <w:t xml:space="preserve">deque</w:t>
+      </w:r>
+      <w:r>
+        <w:t xml:space="preserve">);</w:t>
+      </w:r>
+      <w:r>
+        <w:t xml:space="preserve"> </w:t>
+      </w:r>
+      <w:r>
+        <w:t xml:space="preserve">distributed limiters often use</w:t>
+      </w:r>
+      <w:r>
+        <w:t xml:space="preserve"> </w:t>
+      </w:r>
+      <w:r>
+        <w:rPr>
+          <w:b/>
+          <w:bCs/>
+        </w:rPr>
+        <w:t xml:space="preserve">Redis</w:t>
+      </w:r>
+      <w:r>
+        <w:t xml:space="preserve"> </w:t>
+      </w:r>
+      <w:r>
+        <w:t xml:space="preserve">counters/sorted-sets so all servers</w:t>
+      </w:r>
+      <w:r>
+        <w:t xml:space="preserve"> </w:t>
+      </w:r>
+      <w:r>
+        <w:t xml:space="preserve">share one limit. (Modules 4/17.)</w:t>
+      </w:r>
+    </w:p>
+    <w:bookmarkEnd w:id="26"/>
+    <w:bookmarkStart w:id="27" w:name="mcqs"/>
+    <w:p>
+      <w:pPr>
+        <w:pStyle w:val="Heading3"/>
+      </w:pPr>
+      <w:r>
+        <w:t xml:space="preserve">MCQs</w:t>
+      </w:r>
+    </w:p>
+    <w:p>
+      <w:pPr>
+        <w:pStyle w:val="Compact"/>
+        <w:numPr>
+          <w:ilvl w:val="0"/>
+          <w:numId w:val="1004"/>
+        </w:numPr>
+      </w:pPr>
+      <w:r>
+        <w:t xml:space="preserve">Why B+ trees for DB indexes (not hash)? →</w:t>
+      </w:r>
+      <w:r>
+        <w:t xml:space="preserve"> </w:t>
+      </w:r>
+      <w:r>
+        <w:rPr>
+          <w:b/>
+          <w:bCs/>
+        </w:rPr>
+        <w:t xml:space="preserve">shallow (few disk reads) + linked</w:t>
+      </w:r>
+      <w:r>
+        <w:rPr>
+          <w:b/>
+          <w:bCs/>
+        </w:rPr>
+        <w:t xml:space="preserve"> </w:t>
+      </w:r>
+      <w:r>
+        <w:rPr>
+          <w:b/>
+          <w:bCs/>
+        </w:rPr>
+        <w:t xml:space="preserve">leaves for range scans</w:t>
+      </w:r>
+      <w:r>
+        <w:t xml:space="preserve">.</w:t>
+      </w:r>
+    </w:p>
+    <w:p>
+      <w:pPr>
+        <w:pStyle w:val="Compact"/>
+        <w:numPr>
+          <w:ilvl w:val="0"/>
+          <w:numId w:val="1004"/>
+        </w:numPr>
+      </w:pPr>
+      <w:r>
+        <w:t xml:space="preserve">Why LSM trees for write-heavy stores? →</w:t>
+      </w:r>
+      <w:r>
+        <w:t xml:space="preserve"> </w:t>
+      </w:r>
+      <w:r>
+        <w:rPr>
+          <w:b/>
+          <w:bCs/>
+        </w:rPr>
+        <w:t xml:space="preserve">turn random writes into sequential</w:t>
+      </w:r>
+      <w:r>
+        <w:t xml:space="preserve"> </w:t>
+      </w:r>
+      <w:r>
+        <w:t xml:space="preserve">(write-optimised) + Bloom filters.</w:t>
+      </w:r>
+    </w:p>
+    <w:p>
+      <w:pPr>
+        <w:pStyle w:val="Compact"/>
+        <w:numPr>
+          <w:ilvl w:val="0"/>
+          <w:numId w:val="1004"/>
+        </w:numPr>
+      </w:pPr>
+      <w:r>
         <w:t xml:space="preserve">Why consistent hashing? → adding/removing a node remaps only</w:t>
       </w:r>
       <w:r>
@@ -1427,6 +2451,115 @@
       </w:r>
       <w:r>
         <w:t xml:space="preserve">of keys.</w:t>
+      </w:r>
+    </w:p>
+    <w:p>
+      <w:pPr>
+        <w:pStyle w:val="Compact"/>
+        <w:numPr>
+          <w:ilvl w:val="0"/>
+          <w:numId w:val="1004"/>
+        </w:numPr>
+      </w:pPr>
+      <w:r>
+        <w:t xml:space="preserve">Full-text search core structure? →</w:t>
+      </w:r>
+      <w:r>
+        <w:t xml:space="preserve"> </w:t>
+      </w:r>
+      <w:r>
+        <w:rPr>
+          <w:b/>
+          <w:bCs/>
+        </w:rPr>
+        <w:t xml:space="preserve">inverted index</w:t>
+      </w:r>
+      <w:r>
+        <w:t xml:space="preserve"> </w:t>
+      </w:r>
+      <w:r>
+        <w:t xml:space="preserve">(term → posting list).</w:t>
+      </w:r>
+    </w:p>
+    <w:p>
+      <w:pPr>
+        <w:pStyle w:val="Compact"/>
+        <w:numPr>
+          <w:ilvl w:val="0"/>
+          <w:numId w:val="1004"/>
+        </w:numPr>
+      </w:pPr>
+      <w:r>
+        <w:t xml:space="preserve">Count distinct in a few KB? →</w:t>
+      </w:r>
+      <w:r>
+        <w:t xml:space="preserve"> </w:t>
+      </w:r>
+      <w:r>
+        <w:rPr>
+          <w:b/>
+          <w:bCs/>
+        </w:rPr>
+        <w:t xml:space="preserve">HyperLogLog</w:t>
+      </w:r>
+      <w:r>
+        <w:t xml:space="preserve"> </w:t>
+      </w:r>
+      <w:r>
+        <w:t xml:space="preserve">(~1–2% error).</w:t>
+      </w:r>
+    </w:p>
+    <w:p>
+      <w:pPr>
+        <w:pStyle w:val="Compact"/>
+        <w:numPr>
+          <w:ilvl w:val="0"/>
+          <w:numId w:val="1004"/>
+        </w:numPr>
+      </w:pPr>
+      <w:r>
+        <w:t xml:space="preserve">Rate limiter that allows bursts? →</w:t>
+      </w:r>
+      <w:r>
+        <w:t xml:space="preserve"> </w:t>
+      </w:r>
+      <w:r>
+        <w:rPr>
+          <w:b/>
+          <w:bCs/>
+        </w:rPr>
+        <w:t xml:space="preserve">token bucket</w:t>
+      </w:r>
+      <w:r>
+        <w:t xml:space="preserve">.</w:t>
+      </w:r>
+    </w:p>
+    <w:p>
+      <w:pPr>
+        <w:pStyle w:val="Compact"/>
+        <w:numPr>
+          <w:ilvl w:val="0"/>
+          <w:numId w:val="1004"/>
+        </w:numPr>
+      </w:pPr>
+      <w:r>
+        <w:t xml:space="preserve">Intersecting two posting lists uses? → a</w:t>
+      </w:r>
+      <w:r>
+        <w:t xml:space="preserve"> </w:t>
+      </w:r>
+      <w:r>
+        <w:rPr>
+          <w:b/>
+          <w:bCs/>
+        </w:rPr>
+        <w:t xml:space="preserve">merge</w:t>
+      </w:r>
+      <w:r>
+        <w:t xml:space="preserve"> </w:t>
+      </w:r>
+      <w:r>
+        <w:t xml:space="preserve">(two-pointer) of sorted IDs.</w:t>
       </w:r>
     </w:p>
     <w:p>
@@ -1436,9 +2569,9 @@
         </w:pict>
       </w:r>
     </w:p>
-    <w:bookmarkEnd w:id="24"/>
-    <w:bookmarkEnd w:id="25"/>
-    <w:bookmarkStart w:id="27" w:name="quick-reference-ds-system"/>
+    <w:bookmarkEnd w:id="27"/>
+    <w:bookmarkEnd w:id="28"/>
+    <w:bookmarkStart w:id="30" w:name="quick-reference-ds-system"/>
     <w:p>
       <w:pPr>
         <w:pStyle w:val="Heading2"/>
@@ -1845,514 +2978,231 @@
           </w:p>
         </w:tc>
       </w:tr>
+      <w:tr>
+        <w:tc>
+          <w:tcPr/>
+          <w:p>
+            <w:pPr>
+              <w:pStyle w:val="Compact"/>
+            </w:pPr>
+            <w:r>
+              <w:rPr>
+                <w:b/>
+                <w:bCs/>
+              </w:rPr>
+              <w:t xml:space="preserve">Inverted index</w:t>
+            </w:r>
+          </w:p>
+        </w:tc>
+        <w:tc>
+          <w:tcPr/>
+          <w:p>
+            <w:pPr>
+              <w:pStyle w:val="Compact"/>
+            </w:pPr>
+            <w:r>
+              <w:t xml:space="preserve">Lucene, Elasticsearch, Solr, web search</w:t>
+            </w:r>
+          </w:p>
+        </w:tc>
+      </w:tr>
+      <w:tr>
+        <w:tc>
+          <w:tcPr/>
+          <w:p>
+            <w:pPr>
+              <w:pStyle w:val="Compact"/>
+            </w:pPr>
+            <w:r>
+              <w:rPr>
+                <w:b/>
+                <w:bCs/>
+              </w:rPr>
+              <w:t xml:space="preserve">HyperLogLog</w:t>
+            </w:r>
+          </w:p>
+        </w:tc>
+        <w:tc>
+          <w:tcPr/>
+          <w:p>
+            <w:pPr>
+              <w:pStyle w:val="Compact"/>
+            </w:pPr>
+            <w:r>
+              <w:t xml:space="preserve">distinct-count dashboards, Redis</w:t>
+            </w:r>
+            <w:r>
+              <w:t xml:space="preserve"> </w:t>
+            </w:r>
+            <w:r>
+              <w:rPr>
+                <w:rStyle w:val="VerbatimChar"/>
+              </w:rPr>
+              <w:t xml:space="preserve">PFCOUNT</w:t>
+            </w:r>
+          </w:p>
+        </w:tc>
+      </w:tr>
+      <w:tr>
+        <w:tc>
+          <w:tcPr/>
+          <w:p>
+            <w:pPr>
+              <w:pStyle w:val="Compact"/>
+            </w:pPr>
+            <w:r>
+              <w:rPr>
+                <w:b/>
+                <w:bCs/>
+              </w:rPr>
+              <w:t xml:space="preserve">Count-Min Sketch</w:t>
+            </w:r>
+          </w:p>
+        </w:tc>
+        <w:tc>
+          <w:tcPr/>
+          <w:p>
+            <w:pPr>
+              <w:pStyle w:val="Compact"/>
+            </w:pPr>
+            <w:r>
+              <w:t xml:space="preserve">approximate frequencies / heavy hitters</w:t>
+            </w:r>
+          </w:p>
+        </w:tc>
+      </w:tr>
+      <w:tr>
+        <w:tc>
+          <w:tcPr/>
+          <w:p>
+            <w:pPr>
+              <w:pStyle w:val="Compact"/>
+            </w:pPr>
+            <w:r>
+              <w:rPr>
+                <w:b/>
+                <w:bCs/>
+              </w:rPr>
+              <w:t xml:space="preserve">Write-ahead log (append-only)</w:t>
+            </w:r>
+          </w:p>
+        </w:tc>
+        <w:tc>
+          <w:tcPr/>
+          <w:p>
+            <w:pPr>
+              <w:pStyle w:val="Compact"/>
+            </w:pPr>
+            <w:r>
+              <w:t xml:space="preserve">DB durability, LSM memtable, Kafka</w:t>
+            </w:r>
+          </w:p>
+        </w:tc>
+      </w:tr>
+      <w:tr>
+        <w:tc>
+          <w:tcPr/>
+          <w:p>
+            <w:pPr>
+              <w:pStyle w:val="Compact"/>
+            </w:pPr>
+            <w:r>
+              <w:rPr>
+                <w:b/>
+                <w:bCs/>
+              </w:rPr>
+              <w:t xml:space="preserve">Token / leaky bucket, deque</w:t>
+            </w:r>
+          </w:p>
+        </w:tc>
+        <w:tc>
+          <w:tcPr/>
+          <w:p>
+            <w:pPr>
+              <w:pStyle w:val="Compact"/>
+            </w:pPr>
+            <w:r>
+              <w:t xml:space="preserve">API rate limiters, traffic shaping</w:t>
+            </w:r>
+          </w:p>
+        </w:tc>
+      </w:tr>
+      <w:tr>
+        <w:tc>
+          <w:tcPr/>
+          <w:p>
+            <w:pPr>
+              <w:pStyle w:val="Compact"/>
+            </w:pPr>
+            <w:r>
+              <w:rPr>
+                <w:b/>
+                <w:bCs/>
+              </w:rPr>
+              <w:t xml:space="preserve">Merkle tree</w:t>
+            </w:r>
+          </w:p>
+        </w:tc>
+        <w:tc>
+          <w:tcPr/>
+          <w:p>
+            <w:pPr>
+              <w:pStyle w:val="Compact"/>
+            </w:pPr>
+            <w:r>
+              <w:t xml:space="preserve">Git, blockchains, anti-entropy (Dynamo/Cassandra)</w:t>
+            </w:r>
+          </w:p>
+        </w:tc>
+      </w:tr>
+      <w:tr>
+        <w:tc>
+          <w:tcPr/>
+          <w:p>
+            <w:pPr>
+              <w:pStyle w:val="Compact"/>
+            </w:pPr>
+            <w:r>
+              <w:rPr>
+                <w:b/>
+                <w:bCs/>
+              </w:rPr>
+              <w:t xml:space="preserve">Quadtree / R-tree / geohash</w:t>
+            </w:r>
+          </w:p>
+        </w:tc>
+        <w:tc>
+          <w:tcPr/>
+          <w:p>
+            <w:pPr>
+              <w:pStyle w:val="Compact"/>
+            </w:pPr>
+            <w:r>
+              <w:t xml:space="preserve">spatial indexes, maps,</w:t>
+            </w:r>
+            <w:r>
+              <w:t xml:space="preserve"> </w:t>
+            </w:r>
+            <w:r>
+              <w:t xml:space="preserve">“nearby”</w:t>
+            </w:r>
+            <w:r>
+              <w:t xml:space="preserve"> </w:t>
+            </w:r>
+            <w:r>
+              <w:t xml:space="preserve">search</w:t>
+            </w:r>
+          </w:p>
+        </w:tc>
+      </w:tr>
     </w:tbl>
-    <w:bookmarkStart w:id="26" w:name="mcqs-1"/>
+    <w:bookmarkStart w:id="29" w:name="mcqs-1"/>
     <w:p>
       <w:pPr>
         <w:pStyle w:val="Heading3"/>
       </w:pPr>
       <w:r>
         <w:t xml:space="preserve">MCQs</w:t>
-      </w:r>
-    </w:p>
-    <w:p>
-      <w:pPr>
-        <w:pStyle w:val="Compact"/>
-        <w:numPr>
-          <w:ilvl w:val="0"/>
-          <w:numId w:val="1002"/>
-        </w:numPr>
-      </w:pPr>
-      <w:r>
-        <w:t xml:space="preserve">C++</w:t>
-      </w:r>
-      <w:r>
-        <w:t xml:space="preserve"> </w:t>
-      </w:r>
-      <w:r>
-        <w:rPr>
-          <w:rStyle w:val="VerbatimChar"/>
-        </w:rPr>
-        <w:t xml:space="preserve">std::map</w:t>
-      </w:r>
-      <w:r>
-        <w:t xml:space="preserve"> </w:t>
-      </w:r>
-      <w:r>
-        <w:t xml:space="preserve">/ Java</w:t>
-      </w:r>
-      <w:r>
-        <w:t xml:space="preserve"> </w:t>
-      </w:r>
-      <w:r>
-        <w:rPr>
-          <w:rStyle w:val="VerbatimChar"/>
-        </w:rPr>
-        <w:t xml:space="preserve">TreeMap</w:t>
-      </w:r>
-      <w:r>
-        <w:t xml:space="preserve"> </w:t>
-      </w:r>
-      <w:r>
-        <w:t xml:space="preserve">use? →</w:t>
-      </w:r>
-      <w:r>
-        <w:t xml:space="preserve"> </w:t>
-      </w:r>
-      <w:r>
-        <w:rPr>
-          <w:b/>
-          <w:bCs/>
-        </w:rPr>
-        <w:t xml:space="preserve">red-black trees</w:t>
-      </w:r>
-      <w:r>
-        <w:t xml:space="preserve">.</w:t>
-      </w:r>
-    </w:p>
-    <w:p>
-      <w:pPr>
-        <w:pStyle w:val="Compact"/>
-        <w:numPr>
-          <w:ilvl w:val="0"/>
-          <w:numId w:val="1002"/>
-        </w:numPr>
-      </w:pPr>
-      <w:r>
-        <w:t xml:space="preserve">Build-system / package-manager dependency ordering? →</w:t>
-      </w:r>
-      <w:r>
-        <w:t xml:space="preserve"> </w:t>
-      </w:r>
-      <w:r>
-        <w:rPr>
-          <w:b/>
-          <w:bCs/>
-        </w:rPr>
-        <w:t xml:space="preserve">DAG + topological</w:t>
-      </w:r>
-      <w:r>
-        <w:rPr>
-          <w:b/>
-          <w:bCs/>
-        </w:rPr>
-        <w:t xml:space="preserve"> </w:t>
-      </w:r>
-      <w:r>
-        <w:rPr>
-          <w:b/>
-          <w:bCs/>
-        </w:rPr>
-        <w:t xml:space="preserve">sort</w:t>
-      </w:r>
-      <w:r>
-        <w:t xml:space="preserve">.</w:t>
-      </w:r>
-    </w:p>
-    <w:p>
-      <w:pPr>
-        <w:pStyle w:val="Compact"/>
-        <w:numPr>
-          <w:ilvl w:val="0"/>
-          <w:numId w:val="1002"/>
-        </w:numPr>
-      </w:pPr>
-      <w:r>
-        <w:t xml:space="preserve">“Is this key probably present, cheaply?”</w:t>
-      </w:r>
-      <w:r>
-        <w:t xml:space="preserve"> </w:t>
-      </w:r>
-      <w:r>
-        <w:t xml:space="preserve">→</w:t>
-      </w:r>
-      <w:r>
-        <w:t xml:space="preserve"> </w:t>
-      </w:r>
-      <w:r>
-        <w:rPr>
-          <w:b/>
-          <w:bCs/>
-        </w:rPr>
-        <w:t xml:space="preserve">Bloom filter</w:t>
-      </w:r>
-      <w:r>
-        <w:t xml:space="preserve">.</w:t>
-      </w:r>
-    </w:p>
-    <w:p>
-      <w:r>
-        <w:pict>
-          <v:rect style="width:0;height:1.5pt" o:hralign="center" o:hrstd="t" o:hr="t"/>
-        </w:pict>
-      </w:r>
-    </w:p>
-    <w:bookmarkEnd w:id="26"/>
-    <w:bookmarkEnd w:id="27"/>
-    <w:bookmarkStart w:id="28" w:name="module-22-concept-review-one-page"/>
-    <w:p>
-      <w:pPr>
-        <w:pStyle w:val="Heading2"/>
-      </w:pPr>
-      <w:r>
-        <w:t xml:space="preserve">Module 22 — Concept Review (one page)</w:t>
-      </w:r>
-    </w:p>
-    <w:p>
-      <w:pPr>
-        <w:pStyle w:val="Compact"/>
-        <w:numPr>
-          <w:ilvl w:val="0"/>
-          <w:numId w:val="1003"/>
-        </w:numPr>
-      </w:pPr>
-      <w:r>
-        <w:t xml:space="preserve">Every system choice = a</w:t>
-      </w:r>
-      <w:r>
-        <w:t xml:space="preserve"> </w:t>
-      </w:r>
-      <w:r>
-        <w:rPr>
-          <w:b/>
-          <w:bCs/>
-        </w:rPr>
-        <w:t xml:space="preserve">DS trade-off</w:t>
-      </w:r>
-      <w:r>
-        <w:t xml:space="preserve"> </w:t>
-      </w:r>
-      <w:r>
-        <w:t xml:space="preserve">(read/write, memory/speed,</w:t>
-      </w:r>
-      <w:r>
-        <w:t xml:space="preserve"> </w:t>
-      </w:r>
-      <w:r>
-        <w:t xml:space="preserve">exact/approximate).</w:t>
-      </w:r>
-    </w:p>
-    <w:p>
-      <w:pPr>
-        <w:pStyle w:val="Compact"/>
-        <w:numPr>
-          <w:ilvl w:val="0"/>
-          <w:numId w:val="1003"/>
-        </w:numPr>
-      </w:pPr>
-      <w:r>
-        <w:rPr>
-          <w:b/>
-          <w:bCs/>
-        </w:rPr>
-        <w:t xml:space="preserve">Redis ZSET</w:t>
-      </w:r>
-      <w:r>
-        <w:t xml:space="preserve"> </w:t>
-      </w:r>
-      <w:r>
-        <w:t xml:space="preserve">= skip list + hash;</w:t>
-      </w:r>
-      <w:r>
-        <w:t xml:space="preserve"> </w:t>
-      </w:r>
-      <w:r>
-        <w:rPr>
-          <w:b/>
-          <w:bCs/>
-        </w:rPr>
-        <w:t xml:space="preserve">DB index</w:t>
-      </w:r>
-      <w:r>
-        <w:t xml:space="preserve"> </w:t>
-      </w:r>
-      <w:r>
-        <w:t xml:space="preserve">= B+ tree (shallow + range</w:t>
-      </w:r>
-      <w:r>
-        <w:t xml:space="preserve"> </w:t>
-      </w:r>
-      <w:r>
-        <w:t xml:space="preserve">scans);</w:t>
-      </w:r>
-      <w:r>
-        <w:t xml:space="preserve"> </w:t>
-      </w:r>
-      <w:r>
-        <w:rPr>
-          <w:b/>
-          <w:bCs/>
-        </w:rPr>
-        <w:t xml:space="preserve">write-heavy</w:t>
-      </w:r>
-      <w:r>
-        <w:t xml:space="preserve"> </w:t>
-      </w:r>
-      <w:r>
-        <w:t xml:space="preserve">= LSM + Bloom;</w:t>
-      </w:r>
-      <w:r>
-        <w:t xml:space="preserve"> </w:t>
-      </w:r>
-      <w:r>
-        <w:rPr>
-          <w:b/>
-          <w:bCs/>
-        </w:rPr>
-        <w:t xml:space="preserve">Linux CFS</w:t>
-      </w:r>
-      <w:r>
-        <w:t xml:space="preserve"> </w:t>
-      </w:r>
-      <w:r>
-        <w:t xml:space="preserve">= red-black tree;</w:t>
-      </w:r>
-      <w:r>
-        <w:t xml:space="preserve"> </w:t>
-      </w:r>
-      <w:r>
-        <w:rPr>
-          <w:b/>
-          <w:bCs/>
-        </w:rPr>
-        <w:t xml:space="preserve">schedulers</w:t>
-      </w:r>
-      <w:r>
-        <w:t xml:space="preserve"> </w:t>
-      </w:r>
-      <w:r>
-        <w:t xml:space="preserve">= heap;</w:t>
-      </w:r>
-      <w:r>
-        <w:t xml:space="preserve"> </w:t>
-      </w:r>
-      <w:r>
-        <w:rPr>
-          <w:b/>
-          <w:bCs/>
-        </w:rPr>
-        <w:t xml:space="preserve">search</w:t>
-      </w:r>
-      <w:r>
-        <w:t xml:space="preserve"> </w:t>
-      </w:r>
-      <w:r>
-        <w:t xml:space="preserve">= trie + inverted index;</w:t>
-      </w:r>
-      <w:r>
-        <w:t xml:space="preserve"> </w:t>
-      </w:r>
-      <w:r>
-        <w:rPr>
-          <w:b/>
-          <w:bCs/>
-        </w:rPr>
-        <w:t xml:space="preserve">Git</w:t>
-      </w:r>
-      <w:r>
-        <w:t xml:space="preserve"> </w:t>
-      </w:r>
-      <w:r>
-        <w:t xml:space="preserve">= DAG +</w:t>
-      </w:r>
-      <w:r>
-        <w:t xml:space="preserve"> </w:t>
-      </w:r>
-      <w:r>
-        <w:t xml:space="preserve">Merkle;</w:t>
-      </w:r>
-      <w:r>
-        <w:t xml:space="preserve"> </w:t>
-      </w:r>
-      <w:r>
-        <w:rPr>
-          <w:b/>
-          <w:bCs/>
-        </w:rPr>
-        <w:t xml:space="preserve">sharding</w:t>
-      </w:r>
-      <w:r>
-        <w:t xml:space="preserve"> </w:t>
-      </w:r>
-      <w:r>
-        <w:t xml:space="preserve">= consistent hashing;</w:t>
-      </w:r>
-      <w:r>
-        <w:t xml:space="preserve"> </w:t>
-      </w:r>
-      <w:r>
-        <w:rPr>
-          <w:b/>
-          <w:bCs/>
-        </w:rPr>
-        <w:t xml:space="preserve">vector search</w:t>
-      </w:r>
-      <w:r>
-        <w:t xml:space="preserve"> </w:t>
-      </w:r>
-      <w:r>
-        <w:t xml:space="preserve">= HNSW.</w:t>
-      </w:r>
-    </w:p>
-    <w:bookmarkEnd w:id="28"/>
-    <w:bookmarkStart w:id="29" w:name="module-22-flash-cards"/>
-    <w:p>
-      <w:pPr>
-        <w:pStyle w:val="Heading2"/>
-      </w:pPr>
-      <w:r>
-        <w:t xml:space="preserve">Module 22 — Flash Cards</w:t>
-      </w:r>
-    </w:p>
-    <w:p>
-      <w:pPr>
-        <w:pStyle w:val="Compact"/>
-        <w:numPr>
-          <w:ilvl w:val="0"/>
-          <w:numId w:val="1004"/>
-        </w:numPr>
-      </w:pPr>
-      <w:r>
-        <w:t xml:space="preserve">Q: Redis sorted set?</w:t>
-      </w:r>
-      <w:r>
-        <w:t xml:space="preserve"> </w:t>
-      </w:r>
-      <w:r>
-        <w:rPr>
-          <w:b/>
-          <w:bCs/>
-        </w:rPr>
-        <w:t xml:space="preserve">A: skip list + hash table.</w:t>
-      </w:r>
-    </w:p>
-    <w:p>
-      <w:pPr>
-        <w:pStyle w:val="Compact"/>
-        <w:numPr>
-          <w:ilvl w:val="0"/>
-          <w:numId w:val="1004"/>
-        </w:numPr>
-      </w:pPr>
-      <w:r>
-        <w:t xml:space="preserve">Q: DB index structure &amp; why?</w:t>
-      </w:r>
-      <w:r>
-        <w:t xml:space="preserve"> </w:t>
-      </w:r>
-      <w:r>
-        <w:rPr>
-          <w:b/>
-          <w:bCs/>
-        </w:rPr>
-        <w:t xml:space="preserve">A: B+ tree — shallow + linked-leaf range scans.</w:t>
-      </w:r>
-    </w:p>
-    <w:p>
-      <w:pPr>
-        <w:pStyle w:val="Compact"/>
-        <w:numPr>
-          <w:ilvl w:val="0"/>
-          <w:numId w:val="1004"/>
-        </w:numPr>
-      </w:pPr>
-      <w:r>
-        <w:t xml:space="preserve">Q: Write-optimised store?</w:t>
-      </w:r>
-      <w:r>
-        <w:t xml:space="preserve"> </w:t>
-      </w:r>
-      <w:r>
-        <w:rPr>
-          <w:b/>
-          <w:bCs/>
-        </w:rPr>
-        <w:t xml:space="preserve">A: LSM tree (+ Bloom filters).</w:t>
-      </w:r>
-    </w:p>
-    <w:p>
-      <w:pPr>
-        <w:pStyle w:val="Compact"/>
-        <w:numPr>
-          <w:ilvl w:val="0"/>
-          <w:numId w:val="1004"/>
-        </w:numPr>
-      </w:pPr>
-      <w:r>
-        <w:t xml:space="preserve">Q: Linux scheduler tree?</w:t>
-      </w:r>
-      <w:r>
-        <w:t xml:space="preserve"> </w:t>
-      </w:r>
-      <w:r>
-        <w:rPr>
-          <w:b/>
-          <w:bCs/>
-        </w:rPr>
-        <w:t xml:space="preserve">A: red-black tree (CFS).</w:t>
-      </w:r>
-    </w:p>
-    <w:p>
-      <w:pPr>
-        <w:pStyle w:val="Compact"/>
-        <w:numPr>
-          <w:ilvl w:val="0"/>
-          <w:numId w:val="1004"/>
-        </w:numPr>
-      </w:pPr>
-      <w:r>
-        <w:t xml:space="preserve">Q: Git’s structure?</w:t>
-      </w:r>
-      <w:r>
-        <w:t xml:space="preserve"> </w:t>
-      </w:r>
-      <w:r>
-        <w:rPr>
-          <w:b/>
-          <w:bCs/>
-        </w:rPr>
-        <w:t xml:space="preserve">A: DAG of commits + Merkle hashes.</w:t>
-      </w:r>
-    </w:p>
-    <w:p>
-      <w:pPr>
-        <w:pStyle w:val="Compact"/>
-        <w:numPr>
-          <w:ilvl w:val="0"/>
-          <w:numId w:val="1004"/>
-        </w:numPr>
-      </w:pPr>
-      <w:r>
-        <w:t xml:space="preserve">Q: Minimal remap on scaling?</w:t>
-      </w:r>
-      <w:r>
-        <w:t xml:space="preserve"> </w:t>
-      </w:r>
-      <w:r>
-        <w:rPr>
-          <w:b/>
-          <w:bCs/>
-        </w:rPr>
-        <w:t xml:space="preserve">A: consistent hashing.</w:t>
-      </w:r>
-    </w:p>
-    <w:bookmarkEnd w:id="29"/>
-    <w:bookmarkStart w:id="30" w:name="X76dda0c7d3cf2663396c4f2bef91e8a5714f058"/>
-    <w:p>
-      <w:pPr>
-        <w:pStyle w:val="Heading2"/>
-      </w:pPr>
-      <w:r>
-        <w:t xml:space="preserve">Module 22 — Pattern Recognition (system-design</w:t>
-      </w:r>
-      <w:r>
-        <w:t xml:space="preserve"> </w:t>
-      </w:r>
-      <w:r>
-        <w:t xml:space="preserve">“why”</w:t>
-      </w:r>
-      <w:r>
-        <w:t xml:space="preserve">)</w:t>
       </w:r>
     </w:p>
     <w:p>
@@ -2364,23 +3214,47 @@
         </w:numPr>
       </w:pPr>
       <w:r>
-        <w:t xml:space="preserve">“Ordered + ranked + fast lookup”</w:t>
-      </w:r>
-      <w:r>
-        <w:t xml:space="preserve"> </w:t>
-      </w:r>
-      <w:r>
-        <w:t xml:space="preserve">→</w:t>
-      </w:r>
-      <w:r>
-        <w:t xml:space="preserve"> </w:t>
-      </w:r>
-      <w:r>
-        <w:rPr>
-          <w:b/>
-          <w:bCs/>
-        </w:rPr>
-        <w:t xml:space="preserve">skip list / balanced BST + hash</w:t>
+        <w:t xml:space="preserve">C++</w:t>
+      </w:r>
+      <w:r>
+        <w:t xml:space="preserve"> </w:t>
+      </w:r>
+      <w:r>
+        <w:rPr>
+          <w:rStyle w:val="VerbatimChar"/>
+        </w:rPr>
+        <w:t xml:space="preserve">std::map</w:t>
+      </w:r>
+      <w:r>
+        <w:t xml:space="preserve"> </w:t>
+      </w:r>
+      <w:r>
+        <w:t xml:space="preserve">/ Java</w:t>
+      </w:r>
+      <w:r>
+        <w:t xml:space="preserve"> </w:t>
+      </w:r>
+      <w:r>
+        <w:rPr>
+          <w:rStyle w:val="VerbatimChar"/>
+        </w:rPr>
+        <w:t xml:space="preserve">TreeMap</w:t>
+      </w:r>
+      <w:r>
+        <w:t xml:space="preserve"> </w:t>
+      </w:r>
+      <w:r>
+        <w:t xml:space="preserve">use? →</w:t>
+      </w:r>
+      <w:r>
+        <w:t xml:space="preserve"> </w:t>
+      </w:r>
+      <w:r>
+        <w:rPr>
+          <w:b/>
+          <w:bCs/>
+        </w:rPr>
+        <w:t xml:space="preserve">red-black trees</w:t>
       </w:r>
       <w:r>
         <w:t xml:space="preserve">.</w:t>
@@ -2395,48 +3269,31 @@
         </w:numPr>
       </w:pPr>
       <w:r>
-        <w:t xml:space="preserve">“On-disk index, range queries”</w:t>
-      </w:r>
-      <w:r>
-        <w:t xml:space="preserve"> </w:t>
-      </w:r>
-      <w:r>
-        <w:t xml:space="preserve">→</w:t>
-      </w:r>
-      <w:r>
-        <w:t xml:space="preserve"> </w:t>
-      </w:r>
-      <w:r>
-        <w:rPr>
-          <w:b/>
-          <w:bCs/>
-        </w:rPr>
-        <w:t xml:space="preserve">B+ tree</w:t>
-      </w:r>
-      <w:r>
-        <w:t xml:space="preserve">;</w:t>
-      </w:r>
-      <w:r>
-        <w:t xml:space="preserve"> </w:t>
-      </w:r>
-      <w:r>
-        <w:t xml:space="preserve">“write-heavy”</w:t>
-      </w:r>
-      <w:r>
-        <w:t xml:space="preserve"> </w:t>
-      </w:r>
-      <w:r>
-        <w:t xml:space="preserve">→</w:t>
-      </w:r>
-      <w:r>
-        <w:t xml:space="preserve"> </w:t>
-      </w:r>
-      <w:r>
-        <w:rPr>
-          <w:b/>
-          <w:bCs/>
-        </w:rPr>
-        <w:t xml:space="preserve">LSM</w:t>
+        <w:t xml:space="preserve">Build-system / package-manager dependency ordering? →</w:t>
+      </w:r>
+      <w:r>
+        <w:t xml:space="preserve"> </w:t>
+      </w:r>
+      <w:r>
+        <w:rPr>
+          <w:b/>
+          <w:bCs/>
+        </w:rPr>
+        <w:t xml:space="preserve">DAG + topological</w:t>
+      </w:r>
+      <w:r>
+        <w:rPr>
+          <w:b/>
+          <w:bCs/>
+        </w:rPr>
+        <w:t xml:space="preserve"> </w:t>
+      </w:r>
+      <w:r>
+        <w:rPr>
+          <w:b/>
+          <w:bCs/>
+        </w:rPr>
+        <w:t xml:space="preserve">sort</w:t>
       </w:r>
       <w:r>
         <w:t xml:space="preserve">.</w:t>
@@ -2451,7 +3308,7 @@
         </w:numPr>
       </w:pPr>
       <w:r>
-        <w:t xml:space="preserve">“What happens next / top-N”</w:t>
+        <w:t xml:space="preserve">“Is this key probably present, cheaply?”</w:t>
       </w:r>
       <w:r>
         <w:t xml:space="preserve"> </w:t>
@@ -2467,7 +3324,7 @@
           <w:b/>
           <w:bCs/>
         </w:rPr>
-        <w:t xml:space="preserve">heap</w:t>
+        <w:t xml:space="preserve">Bloom filter</w:t>
       </w:r>
       <w:r>
         <w:t xml:space="preserve">.</w:t>
@@ -2482,23 +3339,17 @@
         </w:numPr>
       </w:pPr>
       <w:r>
-        <w:t xml:space="preserve">“Prefix / search”</w:t>
-      </w:r>
-      <w:r>
-        <w:t xml:space="preserve"> </w:t>
-      </w:r>
-      <w:r>
-        <w:t xml:space="preserve">→</w:t>
-      </w:r>
-      <w:r>
-        <w:t xml:space="preserve"> </w:t>
-      </w:r>
-      <w:r>
-        <w:rPr>
-          <w:b/>
-          <w:bCs/>
-        </w:rPr>
-        <w:t xml:space="preserve">trie / inverted index</w:t>
+        <w:t xml:space="preserve">Elasticsearch/Lucene core structure? →</w:t>
+      </w:r>
+      <w:r>
+        <w:t xml:space="preserve"> </w:t>
+      </w:r>
+      <w:r>
+        <w:rPr>
+          <w:b/>
+          <w:bCs/>
+        </w:rPr>
+        <w:t xml:space="preserve">inverted index</w:t>
       </w:r>
       <w:r>
         <w:t xml:space="preserve">.</w:t>
@@ -2513,23 +3364,32 @@
         </w:numPr>
       </w:pPr>
       <w:r>
-        <w:t xml:space="preserve">“History / dependencies / content integrity”</w:t>
-      </w:r>
-      <w:r>
-        <w:t xml:space="preserve"> </w:t>
-      </w:r>
-      <w:r>
-        <w:t xml:space="preserve">→</w:t>
-      </w:r>
-      <w:r>
-        <w:t xml:space="preserve"> </w:t>
-      </w:r>
-      <w:r>
-        <w:rPr>
-          <w:b/>
-          <w:bCs/>
-        </w:rPr>
-        <w:t xml:space="preserve">DAG / Merkle</w:t>
+        <w:t xml:space="preserve">Redis</w:t>
+      </w:r>
+      <w:r>
+        <w:t xml:space="preserve"> </w:t>
+      </w:r>
+      <w:r>
+        <w:rPr>
+          <w:rStyle w:val="VerbatimChar"/>
+        </w:rPr>
+        <w:t xml:space="preserve">PFCOUNT</w:t>
+      </w:r>
+      <w:r>
+        <w:t xml:space="preserve"> </w:t>
+      </w:r>
+      <w:r>
+        <w:t xml:space="preserve">uses? →</w:t>
+      </w:r>
+      <w:r>
+        <w:t xml:space="preserve"> </w:t>
+      </w:r>
+      <w:r>
+        <w:rPr>
+          <w:b/>
+          <w:bCs/>
+        </w:rPr>
+        <w:t xml:space="preserve">HyperLogLog</w:t>
       </w:r>
       <w:r>
         <w:t xml:space="preserve">.</w:t>
@@ -2544,36 +3404,69 @@
         </w:numPr>
       </w:pPr>
       <w:r>
-        <w:t xml:space="preserve">“Scale out without reshuffling everything”</w:t>
-      </w:r>
-      <w:r>
-        <w:t xml:space="preserve"> </w:t>
-      </w:r>
-      <w:r>
-        <w:t xml:space="preserve">→</w:t>
-      </w:r>
-      <w:r>
-        <w:t xml:space="preserve"> </w:t>
-      </w:r>
-      <w:r>
-        <w:rPr>
-          <w:b/>
-          <w:bCs/>
-        </w:rPr>
-        <w:t xml:space="preserve">consistent hashing</w:t>
+        <w:t xml:space="preserve">“Nearby restaurants”</w:t>
+      </w:r>
+      <w:r>
+        <w:t xml:space="preserve"> </w:t>
+      </w:r>
+      <w:r>
+        <w:t xml:space="preserve">spatial query? →</w:t>
+      </w:r>
+      <w:r>
+        <w:t xml:space="preserve"> </w:t>
+      </w:r>
+      <w:r>
+        <w:rPr>
+          <w:b/>
+          <w:bCs/>
+        </w:rPr>
+        <w:t xml:space="preserve">quadtree / R-tree / geohash</w:t>
       </w:r>
       <w:r>
         <w:t xml:space="preserve">.</w:t>
       </w:r>
     </w:p>
+    <w:p>
+      <w:pPr>
+        <w:pStyle w:val="Compact"/>
+        <w:numPr>
+          <w:ilvl w:val="0"/>
+          <w:numId w:val="1005"/>
+        </w:numPr>
+      </w:pPr>
+      <w:r>
+        <w:t xml:space="preserve">Durability before an LSM flush? →</w:t>
+      </w:r>
+      <w:r>
+        <w:t xml:space="preserve"> </w:t>
+      </w:r>
+      <w:r>
+        <w:rPr>
+          <w:b/>
+          <w:bCs/>
+        </w:rPr>
+        <w:t xml:space="preserve">write-ahead log (append-only)</w:t>
+      </w:r>
+      <w:r>
+        <w:t xml:space="preserve">.</w:t>
+      </w:r>
+    </w:p>
+    <w:p>
+      <w:r>
+        <w:pict>
+          <v:rect style="width:0;height:1.5pt" o:hralign="center" o:hrstd="t" o:hr="t"/>
+        </w:pict>
+      </w:r>
+    </w:p>
+    <w:bookmarkEnd w:id="29"/>
     <w:bookmarkEnd w:id="30"/>
-    <w:bookmarkStart w:id="31" w:name="module-22-interview-questions"/>
+    <w:bookmarkStart w:id="31" w:name="module-22-concept-review-one-page"/>
     <w:p>
       <w:pPr>
         <w:pStyle w:val="Heading2"/>
       </w:pPr>
       <w:r>
-        <w:t xml:space="preserve">Module 22 — Interview Questions</w:t>
+        <w:t xml:space="preserve">Module 22 — Concept Review (one page)</w:t>
       </w:r>
     </w:p>
     <w:p>
@@ -2585,23 +3478,29 @@
         </w:numPr>
       </w:pPr>
       <w:r>
-        <w:rPr>
-          <w:i/>
-          <w:iCs/>
-        </w:rPr>
-        <w:t xml:space="preserve">Why does MySQL use a B+ tree, not a hash index?</w:t>
-      </w:r>
-      <w:r>
-        <w:t xml:space="preserve"> </w:t>
-      </w:r>
-      <w:r>
-        <w:t xml:space="preserve">→ range scans + few disk</w:t>
-      </w:r>
-      <w:r>
-        <w:t xml:space="preserve"> </w:t>
-      </w:r>
-      <w:r>
-        <w:t xml:space="preserve">reads.</w:t>
+        <w:t xml:space="preserve">Every system choice = a</w:t>
+      </w:r>
+      <w:r>
+        <w:t xml:space="preserve"> </w:t>
+      </w:r>
+      <w:r>
+        <w:rPr>
+          <w:b/>
+          <w:bCs/>
+        </w:rPr>
+        <w:t xml:space="preserve">DS trade-off</w:t>
+      </w:r>
+      <w:r>
+        <w:t xml:space="preserve"> </w:t>
+      </w:r>
+      <w:r>
+        <w:t xml:space="preserve">(read/write, memory/speed,</w:t>
+      </w:r>
+      <w:r>
+        <w:t xml:space="preserve"> </w:t>
+      </w:r>
+      <w:r>
+        <w:t xml:space="preserve">exact/approximate).</w:t>
       </w:r>
     </w:p>
     <w:p>
@@ -2614,98 +3513,166 @@
       </w:pPr>
       <w:r>
         <w:rPr>
-          <w:i/>
-          <w:iCs/>
-        </w:rPr>
-        <w:t xml:space="preserve">Design a leaderboard.</w:t>
-      </w:r>
-      <w:r>
-        <w:t xml:space="preserve"> </w:t>
-      </w:r>
-      <w:r>
-        <w:t xml:space="preserve">→ Redis ZSET (skip list) / balanced BST + hash.</w:t>
-      </w:r>
-    </w:p>
-    <w:p>
-      <w:pPr>
-        <w:pStyle w:val="Compact"/>
-        <w:numPr>
-          <w:ilvl w:val="0"/>
-          <w:numId w:val="1006"/>
-        </w:numPr>
-      </w:pPr>
-      <w:r>
-        <w:rPr>
-          <w:i/>
-          <w:iCs/>
-        </w:rPr>
-        <w:t xml:space="preserve">Why does Cassandra write faster than a B-tree DB?</w:t>
-      </w:r>
-      <w:r>
-        <w:t xml:space="preserve"> </w:t>
-      </w:r>
-      <w:r>
-        <w:t xml:space="preserve">→ LSM (sequential writes).</w:t>
-      </w:r>
-    </w:p>
-    <w:p>
-      <w:pPr>
-        <w:pStyle w:val="Compact"/>
-        <w:numPr>
-          <w:ilvl w:val="0"/>
-          <w:numId w:val="1006"/>
-        </w:numPr>
-      </w:pPr>
-      <w:r>
-        <w:rPr>
-          <w:i/>
-          <w:iCs/>
-        </w:rPr>
-        <w:t xml:space="preserve">How does Git detect identical files instantly?</w:t>
-      </w:r>
-      <w:r>
-        <w:t xml:space="preserve"> </w:t>
-      </w:r>
-      <w:r>
-        <w:t xml:space="preserve">→ content hashing (Merkle).</w:t>
-      </w:r>
-    </w:p>
-    <w:p>
-      <w:pPr>
-        <w:pStyle w:val="Compact"/>
-        <w:numPr>
-          <w:ilvl w:val="0"/>
-          <w:numId w:val="1006"/>
-        </w:numPr>
-      </w:pPr>
-      <w:r>
-        <w:rPr>
-          <w:i/>
-          <w:iCs/>
-        </w:rPr>
-        <w:t xml:space="preserve">Why consistent hashing for a distributed cache?</w:t>
-      </w:r>
-      <w:r>
-        <w:t xml:space="preserve"> </w:t>
-      </w:r>
-      <w:r>
-        <w:t xml:space="preserve">→ minimal remap on</w:t>
-      </w:r>
-      <w:r>
-        <w:t xml:space="preserve"> </w:t>
-      </w:r>
-      <w:r>
-        <w:t xml:space="preserve">add/remove.</w:t>
+          <w:b/>
+          <w:bCs/>
+        </w:rPr>
+        <w:t xml:space="preserve">Redis ZSET</w:t>
+      </w:r>
+      <w:r>
+        <w:t xml:space="preserve"> </w:t>
+      </w:r>
+      <w:r>
+        <w:t xml:space="preserve">= skip list + hash;</w:t>
+      </w:r>
+      <w:r>
+        <w:t xml:space="preserve"> </w:t>
+      </w:r>
+      <w:r>
+        <w:rPr>
+          <w:b/>
+          <w:bCs/>
+        </w:rPr>
+        <w:t xml:space="preserve">DB index</w:t>
+      </w:r>
+      <w:r>
+        <w:t xml:space="preserve"> </w:t>
+      </w:r>
+      <w:r>
+        <w:t xml:space="preserve">= B+ tree (shallow + range</w:t>
+      </w:r>
+      <w:r>
+        <w:t xml:space="preserve"> </w:t>
+      </w:r>
+      <w:r>
+        <w:t xml:space="preserve">scans);</w:t>
+      </w:r>
+      <w:r>
+        <w:t xml:space="preserve"> </w:t>
+      </w:r>
+      <w:r>
+        <w:rPr>
+          <w:b/>
+          <w:bCs/>
+        </w:rPr>
+        <w:t xml:space="preserve">write-heavy</w:t>
+      </w:r>
+      <w:r>
+        <w:t xml:space="preserve"> </w:t>
+      </w:r>
+      <w:r>
+        <w:t xml:space="preserve">= LSM + Bloom;</w:t>
+      </w:r>
+      <w:r>
+        <w:t xml:space="preserve"> </w:t>
+      </w:r>
+      <w:r>
+        <w:rPr>
+          <w:b/>
+          <w:bCs/>
+        </w:rPr>
+        <w:t xml:space="preserve">Linux CFS</w:t>
+      </w:r>
+      <w:r>
+        <w:t xml:space="preserve"> </w:t>
+      </w:r>
+      <w:r>
+        <w:t xml:space="preserve">= red-black tree;</w:t>
+      </w:r>
+      <w:r>
+        <w:t xml:space="preserve"> </w:t>
+      </w:r>
+      <w:r>
+        <w:rPr>
+          <w:b/>
+          <w:bCs/>
+        </w:rPr>
+        <w:t xml:space="preserve">schedulers</w:t>
+      </w:r>
+      <w:r>
+        <w:t xml:space="preserve"> </w:t>
+      </w:r>
+      <w:r>
+        <w:t xml:space="preserve">= heap;</w:t>
+      </w:r>
+      <w:r>
+        <w:t xml:space="preserve"> </w:t>
+      </w:r>
+      <w:r>
+        <w:rPr>
+          <w:b/>
+          <w:bCs/>
+        </w:rPr>
+        <w:t xml:space="preserve">search</w:t>
+      </w:r>
+      <w:r>
+        <w:t xml:space="preserve"> </w:t>
+      </w:r>
+      <w:r>
+        <w:t xml:space="preserve">= trie + inverted index;</w:t>
+      </w:r>
+      <w:r>
+        <w:t xml:space="preserve"> </w:t>
+      </w:r>
+      <w:r>
+        <w:rPr>
+          <w:b/>
+          <w:bCs/>
+        </w:rPr>
+        <w:t xml:space="preserve">Git</w:t>
+      </w:r>
+      <w:r>
+        <w:t xml:space="preserve"> </w:t>
+      </w:r>
+      <w:r>
+        <w:t xml:space="preserve">= DAG +</w:t>
+      </w:r>
+      <w:r>
+        <w:t xml:space="preserve"> </w:t>
+      </w:r>
+      <w:r>
+        <w:t xml:space="preserve">Merkle;</w:t>
+      </w:r>
+      <w:r>
+        <w:t xml:space="preserve"> </w:t>
+      </w:r>
+      <w:r>
+        <w:rPr>
+          <w:b/>
+          <w:bCs/>
+        </w:rPr>
+        <w:t xml:space="preserve">sharding</w:t>
+      </w:r>
+      <w:r>
+        <w:t xml:space="preserve"> </w:t>
+      </w:r>
+      <w:r>
+        <w:t xml:space="preserve">= consistent hashing;</w:t>
+      </w:r>
+      <w:r>
+        <w:t xml:space="preserve"> </w:t>
+      </w:r>
+      <w:r>
+        <w:rPr>
+          <w:b/>
+          <w:bCs/>
+        </w:rPr>
+        <w:t xml:space="preserve">vector search</w:t>
+      </w:r>
+      <w:r>
+        <w:t xml:space="preserve"> </w:t>
+      </w:r>
+      <w:r>
+        <w:t xml:space="preserve">= HNSW.</w:t>
       </w:r>
     </w:p>
     <w:bookmarkEnd w:id="31"/>
-    <w:bookmarkStart w:id="32" w:name="module-22-gate-sebi-rbi-isro-perspective"/>
+    <w:bookmarkStart w:id="32" w:name="module-22-flash-cards"/>
     <w:p>
       <w:pPr>
         <w:pStyle w:val="Heading2"/>
       </w:pPr>
       <w:r>
-        <w:t xml:space="preserve">Module 22 — GATE / SEBI / RBI / ISRO Perspective</w:t>
+        <w:t xml:space="preserve">Module 22 — Flash Cards</w:t>
       </w:r>
     </w:p>
     <w:p>
@@ -2717,6 +3684,806 @@
         </w:numPr>
       </w:pPr>
       <w:r>
+        <w:t xml:space="preserve">Q: Redis sorted set?</w:t>
+      </w:r>
+      <w:r>
+        <w:t xml:space="preserve"> </w:t>
+      </w:r>
+      <w:r>
+        <w:rPr>
+          <w:b/>
+          <w:bCs/>
+        </w:rPr>
+        <w:t xml:space="preserve">A: skip list + hash table.</w:t>
+      </w:r>
+    </w:p>
+    <w:p>
+      <w:pPr>
+        <w:pStyle w:val="Compact"/>
+        <w:numPr>
+          <w:ilvl w:val="0"/>
+          <w:numId w:val="1007"/>
+        </w:numPr>
+      </w:pPr>
+      <w:r>
+        <w:t xml:space="preserve">Q: DB index structure &amp; why?</w:t>
+      </w:r>
+      <w:r>
+        <w:t xml:space="preserve"> </w:t>
+      </w:r>
+      <w:r>
+        <w:rPr>
+          <w:b/>
+          <w:bCs/>
+        </w:rPr>
+        <w:t xml:space="preserve">A: B+ tree — shallow + linked-leaf range scans.</w:t>
+      </w:r>
+    </w:p>
+    <w:p>
+      <w:pPr>
+        <w:pStyle w:val="Compact"/>
+        <w:numPr>
+          <w:ilvl w:val="0"/>
+          <w:numId w:val="1007"/>
+        </w:numPr>
+      </w:pPr>
+      <w:r>
+        <w:t xml:space="preserve">Q: Write-optimised store?</w:t>
+      </w:r>
+      <w:r>
+        <w:t xml:space="preserve"> </w:t>
+      </w:r>
+      <w:r>
+        <w:rPr>
+          <w:b/>
+          <w:bCs/>
+        </w:rPr>
+        <w:t xml:space="preserve">A: LSM tree (+ Bloom filters).</w:t>
+      </w:r>
+    </w:p>
+    <w:p>
+      <w:pPr>
+        <w:pStyle w:val="Compact"/>
+        <w:numPr>
+          <w:ilvl w:val="0"/>
+          <w:numId w:val="1007"/>
+        </w:numPr>
+      </w:pPr>
+      <w:r>
+        <w:t xml:space="preserve">Q: Linux scheduler tree?</w:t>
+      </w:r>
+      <w:r>
+        <w:t xml:space="preserve"> </w:t>
+      </w:r>
+      <w:r>
+        <w:rPr>
+          <w:b/>
+          <w:bCs/>
+        </w:rPr>
+        <w:t xml:space="preserve">A: red-black tree (CFS).</w:t>
+      </w:r>
+    </w:p>
+    <w:p>
+      <w:pPr>
+        <w:pStyle w:val="Compact"/>
+        <w:numPr>
+          <w:ilvl w:val="0"/>
+          <w:numId w:val="1007"/>
+        </w:numPr>
+      </w:pPr>
+      <w:r>
+        <w:t xml:space="preserve">Q: Git’s structure?</w:t>
+      </w:r>
+      <w:r>
+        <w:t xml:space="preserve"> </w:t>
+      </w:r>
+      <w:r>
+        <w:rPr>
+          <w:b/>
+          <w:bCs/>
+        </w:rPr>
+        <w:t xml:space="preserve">A: DAG of commits + Merkle hashes.</w:t>
+      </w:r>
+    </w:p>
+    <w:p>
+      <w:pPr>
+        <w:pStyle w:val="Compact"/>
+        <w:numPr>
+          <w:ilvl w:val="0"/>
+          <w:numId w:val="1007"/>
+        </w:numPr>
+      </w:pPr>
+      <w:r>
+        <w:t xml:space="preserve">Q: Minimal remap on scaling?</w:t>
+      </w:r>
+      <w:r>
+        <w:t xml:space="preserve"> </w:t>
+      </w:r>
+      <w:r>
+        <w:rPr>
+          <w:b/>
+          <w:bCs/>
+        </w:rPr>
+        <w:t xml:space="preserve">A: consistent hashing.</w:t>
+      </w:r>
+    </w:p>
+    <w:p>
+      <w:pPr>
+        <w:pStyle w:val="Compact"/>
+        <w:numPr>
+          <w:ilvl w:val="0"/>
+          <w:numId w:val="1007"/>
+        </w:numPr>
+      </w:pPr>
+      <w:r>
+        <w:t xml:space="preserve">Q: Full-text search?</w:t>
+      </w:r>
+      <w:r>
+        <w:t xml:space="preserve"> </w:t>
+      </w:r>
+      <w:r>
+        <w:rPr>
+          <w:b/>
+          <w:bCs/>
+        </w:rPr>
+        <w:t xml:space="preserve">A: inverted index (term → posting list).</w:t>
+      </w:r>
+    </w:p>
+    <w:p>
+      <w:pPr>
+        <w:pStyle w:val="Compact"/>
+        <w:numPr>
+          <w:ilvl w:val="0"/>
+          <w:numId w:val="1007"/>
+        </w:numPr>
+      </w:pPr>
+      <w:r>
+        <w:t xml:space="preserve">Q: Count distinct in KBs?</w:t>
+      </w:r>
+      <w:r>
+        <w:t xml:space="preserve"> </w:t>
+      </w:r>
+      <w:r>
+        <w:rPr>
+          <w:b/>
+          <w:bCs/>
+        </w:rPr>
+        <w:t xml:space="preserve">A: HyperLogLog.</w:t>
+      </w:r>
+    </w:p>
+    <w:p>
+      <w:pPr>
+        <w:pStyle w:val="Compact"/>
+        <w:numPr>
+          <w:ilvl w:val="0"/>
+          <w:numId w:val="1007"/>
+        </w:numPr>
+      </w:pPr>
+      <w:r>
+        <w:t xml:space="preserve">Q: Burst-friendly rate limiter?</w:t>
+      </w:r>
+      <w:r>
+        <w:t xml:space="preserve"> </w:t>
+      </w:r>
+      <w:r>
+        <w:rPr>
+          <w:b/>
+          <w:bCs/>
+        </w:rPr>
+        <w:t xml:space="preserve">A: token bucket.</w:t>
+      </w:r>
+    </w:p>
+    <w:p>
+      <w:pPr>
+        <w:pStyle w:val="Compact"/>
+        <w:numPr>
+          <w:ilvl w:val="0"/>
+          <w:numId w:val="1007"/>
+        </w:numPr>
+      </w:pPr>
+      <w:r>
+        <w:t xml:space="preserve">Q:</w:t>
+      </w:r>
+      <w:r>
+        <w:t xml:space="preserve"> </w:t>
+      </w:r>
+      <w:r>
+        <w:t xml:space="preserve">“Nearby”</w:t>
+      </w:r>
+      <w:r>
+        <w:t xml:space="preserve"> </w:t>
+      </w:r>
+      <w:r>
+        <w:t xml:space="preserve">geo search?</w:t>
+      </w:r>
+      <w:r>
+        <w:t xml:space="preserve"> </w:t>
+      </w:r>
+      <w:r>
+        <w:rPr>
+          <w:b/>
+          <w:bCs/>
+        </w:rPr>
+        <w:t xml:space="preserve">A: quadtree / R-tree / geohash.</w:t>
+      </w:r>
+    </w:p>
+    <w:bookmarkEnd w:id="32"/>
+    <w:bookmarkStart w:id="33" w:name="X76dda0c7d3cf2663396c4f2bef91e8a5714f058"/>
+    <w:p>
+      <w:pPr>
+        <w:pStyle w:val="Heading2"/>
+      </w:pPr>
+      <w:r>
+        <w:t xml:space="preserve">Module 22 — Pattern Recognition (system-design</w:t>
+      </w:r>
+      <w:r>
+        <w:t xml:space="preserve"> </w:t>
+      </w:r>
+      <w:r>
+        <w:t xml:space="preserve">“why”</w:t>
+      </w:r>
+      <w:r>
+        <w:t xml:space="preserve">)</w:t>
+      </w:r>
+    </w:p>
+    <w:p>
+      <w:pPr>
+        <w:pStyle w:val="Compact"/>
+        <w:numPr>
+          <w:ilvl w:val="0"/>
+          <w:numId w:val="1008"/>
+        </w:numPr>
+      </w:pPr>
+      <w:r>
+        <w:t xml:space="preserve">“Ordered + ranked + fast lookup”</w:t>
+      </w:r>
+      <w:r>
+        <w:t xml:space="preserve"> </w:t>
+      </w:r>
+      <w:r>
+        <w:t xml:space="preserve">→</w:t>
+      </w:r>
+      <w:r>
+        <w:t xml:space="preserve"> </w:t>
+      </w:r>
+      <w:r>
+        <w:rPr>
+          <w:b/>
+          <w:bCs/>
+        </w:rPr>
+        <w:t xml:space="preserve">skip list / balanced BST + hash</w:t>
+      </w:r>
+      <w:r>
+        <w:t xml:space="preserve">.</w:t>
+      </w:r>
+    </w:p>
+    <w:p>
+      <w:pPr>
+        <w:pStyle w:val="Compact"/>
+        <w:numPr>
+          <w:ilvl w:val="0"/>
+          <w:numId w:val="1008"/>
+        </w:numPr>
+      </w:pPr>
+      <w:r>
+        <w:t xml:space="preserve">“On-disk index, range queries”</w:t>
+      </w:r>
+      <w:r>
+        <w:t xml:space="preserve"> </w:t>
+      </w:r>
+      <w:r>
+        <w:t xml:space="preserve">→</w:t>
+      </w:r>
+      <w:r>
+        <w:t xml:space="preserve"> </w:t>
+      </w:r>
+      <w:r>
+        <w:rPr>
+          <w:b/>
+          <w:bCs/>
+        </w:rPr>
+        <w:t xml:space="preserve">B+ tree</w:t>
+      </w:r>
+      <w:r>
+        <w:t xml:space="preserve">;</w:t>
+      </w:r>
+      <w:r>
+        <w:t xml:space="preserve"> </w:t>
+      </w:r>
+      <w:r>
+        <w:t xml:space="preserve">“write-heavy”</w:t>
+      </w:r>
+      <w:r>
+        <w:t xml:space="preserve"> </w:t>
+      </w:r>
+      <w:r>
+        <w:t xml:space="preserve">→</w:t>
+      </w:r>
+      <w:r>
+        <w:t xml:space="preserve"> </w:t>
+      </w:r>
+      <w:r>
+        <w:rPr>
+          <w:b/>
+          <w:bCs/>
+        </w:rPr>
+        <w:t xml:space="preserve">LSM</w:t>
+      </w:r>
+      <w:r>
+        <w:t xml:space="preserve">.</w:t>
+      </w:r>
+    </w:p>
+    <w:p>
+      <w:pPr>
+        <w:pStyle w:val="Compact"/>
+        <w:numPr>
+          <w:ilvl w:val="0"/>
+          <w:numId w:val="1008"/>
+        </w:numPr>
+      </w:pPr>
+      <w:r>
+        <w:t xml:space="preserve">“What happens next / top-N”</w:t>
+      </w:r>
+      <w:r>
+        <w:t xml:space="preserve"> </w:t>
+      </w:r>
+      <w:r>
+        <w:t xml:space="preserve">→</w:t>
+      </w:r>
+      <w:r>
+        <w:t xml:space="preserve"> </w:t>
+      </w:r>
+      <w:r>
+        <w:rPr>
+          <w:b/>
+          <w:bCs/>
+        </w:rPr>
+        <w:t xml:space="preserve">heap</w:t>
+      </w:r>
+      <w:r>
+        <w:t xml:space="preserve">.</w:t>
+      </w:r>
+    </w:p>
+    <w:p>
+      <w:pPr>
+        <w:pStyle w:val="Compact"/>
+        <w:numPr>
+          <w:ilvl w:val="0"/>
+          <w:numId w:val="1008"/>
+        </w:numPr>
+      </w:pPr>
+      <w:r>
+        <w:t xml:space="preserve">“Prefix / search”</w:t>
+      </w:r>
+      <w:r>
+        <w:t xml:space="preserve"> </w:t>
+      </w:r>
+      <w:r>
+        <w:t xml:space="preserve">→</w:t>
+      </w:r>
+      <w:r>
+        <w:t xml:space="preserve"> </w:t>
+      </w:r>
+      <w:r>
+        <w:rPr>
+          <w:b/>
+          <w:bCs/>
+        </w:rPr>
+        <w:t xml:space="preserve">trie / inverted index</w:t>
+      </w:r>
+      <w:r>
+        <w:t xml:space="preserve">.</w:t>
+      </w:r>
+    </w:p>
+    <w:p>
+      <w:pPr>
+        <w:pStyle w:val="Compact"/>
+        <w:numPr>
+          <w:ilvl w:val="0"/>
+          <w:numId w:val="1008"/>
+        </w:numPr>
+      </w:pPr>
+      <w:r>
+        <w:t xml:space="preserve">“History / dependencies / content integrity”</w:t>
+      </w:r>
+      <w:r>
+        <w:t xml:space="preserve"> </w:t>
+      </w:r>
+      <w:r>
+        <w:t xml:space="preserve">→</w:t>
+      </w:r>
+      <w:r>
+        <w:t xml:space="preserve"> </w:t>
+      </w:r>
+      <w:r>
+        <w:rPr>
+          <w:b/>
+          <w:bCs/>
+        </w:rPr>
+        <w:t xml:space="preserve">DAG / Merkle</w:t>
+      </w:r>
+      <w:r>
+        <w:t xml:space="preserve">.</w:t>
+      </w:r>
+    </w:p>
+    <w:p>
+      <w:pPr>
+        <w:pStyle w:val="Compact"/>
+        <w:numPr>
+          <w:ilvl w:val="0"/>
+          <w:numId w:val="1008"/>
+        </w:numPr>
+      </w:pPr>
+      <w:r>
+        <w:t xml:space="preserve">“Scale out without reshuffling everything”</w:t>
+      </w:r>
+      <w:r>
+        <w:t xml:space="preserve"> </w:t>
+      </w:r>
+      <w:r>
+        <w:t xml:space="preserve">→</w:t>
+      </w:r>
+      <w:r>
+        <w:t xml:space="preserve"> </w:t>
+      </w:r>
+      <w:r>
+        <w:rPr>
+          <w:b/>
+          <w:bCs/>
+        </w:rPr>
+        <w:t xml:space="preserve">consistent hashing</w:t>
+      </w:r>
+      <w:r>
+        <w:t xml:space="preserve">.</w:t>
+      </w:r>
+    </w:p>
+    <w:p>
+      <w:pPr>
+        <w:pStyle w:val="Compact"/>
+        <w:numPr>
+          <w:ilvl w:val="0"/>
+          <w:numId w:val="1008"/>
+        </w:numPr>
+      </w:pPr>
+      <w:r>
+        <w:t xml:space="preserve">“Search text across many docs”</w:t>
+      </w:r>
+      <w:r>
+        <w:t xml:space="preserve"> </w:t>
+      </w:r>
+      <w:r>
+        <w:t xml:space="preserve">→</w:t>
+      </w:r>
+      <w:r>
+        <w:t xml:space="preserve"> </w:t>
+      </w:r>
+      <w:r>
+        <w:rPr>
+          <w:b/>
+          <w:bCs/>
+        </w:rPr>
+        <w:t xml:space="preserve">inverted index (+ heap for top-N)</w:t>
+      </w:r>
+      <w:r>
+        <w:t xml:space="preserve">.</w:t>
+      </w:r>
+    </w:p>
+    <w:p>
+      <w:pPr>
+        <w:pStyle w:val="Compact"/>
+        <w:numPr>
+          <w:ilvl w:val="0"/>
+          <w:numId w:val="1008"/>
+        </w:numPr>
+      </w:pPr>
+      <w:r>
+        <w:t xml:space="preserve">“Distinct count / uniques at scale”</w:t>
+      </w:r>
+      <w:r>
+        <w:t xml:space="preserve"> </w:t>
+      </w:r>
+      <w:r>
+        <w:t xml:space="preserve">→</w:t>
+      </w:r>
+      <w:r>
+        <w:t xml:space="preserve"> </w:t>
+      </w:r>
+      <w:r>
+        <w:rPr>
+          <w:b/>
+          <w:bCs/>
+        </w:rPr>
+        <w:t xml:space="preserve">HyperLogLog</w:t>
+      </w:r>
+      <w:r>
+        <w:t xml:space="preserve">.</w:t>
+      </w:r>
+    </w:p>
+    <w:p>
+      <w:pPr>
+        <w:pStyle w:val="Compact"/>
+        <w:numPr>
+          <w:ilvl w:val="0"/>
+          <w:numId w:val="1008"/>
+        </w:numPr>
+      </w:pPr>
+      <w:r>
+        <w:t xml:space="preserve">“Throttle requests / smooth traffic”</w:t>
+      </w:r>
+      <w:r>
+        <w:t xml:space="preserve"> </w:t>
+      </w:r>
+      <w:r>
+        <w:t xml:space="preserve">→</w:t>
+      </w:r>
+      <w:r>
+        <w:t xml:space="preserve"> </w:t>
+      </w:r>
+      <w:r>
+        <w:rPr>
+          <w:b/>
+          <w:bCs/>
+        </w:rPr>
+        <w:t xml:space="preserve">token / leaky bucket</w:t>
+      </w:r>
+      <w:r>
+        <w:t xml:space="preserve">.</w:t>
+      </w:r>
+    </w:p>
+    <w:p>
+      <w:pPr>
+        <w:pStyle w:val="Compact"/>
+        <w:numPr>
+          <w:ilvl w:val="0"/>
+          <w:numId w:val="1008"/>
+        </w:numPr>
+      </w:pPr>
+      <w:r>
+        <w:t xml:space="preserve">“Find things near a point”</w:t>
+      </w:r>
+      <w:r>
+        <w:t xml:space="preserve"> </w:t>
+      </w:r>
+      <w:r>
+        <w:t xml:space="preserve">→</w:t>
+      </w:r>
+      <w:r>
+        <w:t xml:space="preserve"> </w:t>
+      </w:r>
+      <w:r>
+        <w:rPr>
+          <w:b/>
+          <w:bCs/>
+        </w:rPr>
+        <w:t xml:space="preserve">quadtree / R-tree / geohash</w:t>
+      </w:r>
+      <w:r>
+        <w:t xml:space="preserve">.</w:t>
+      </w:r>
+    </w:p>
+    <w:bookmarkEnd w:id="33"/>
+    <w:bookmarkStart w:id="34" w:name="module-22-interview-questions"/>
+    <w:p>
+      <w:pPr>
+        <w:pStyle w:val="Heading2"/>
+      </w:pPr>
+      <w:r>
+        <w:t xml:space="preserve">Module 22 — Interview Questions</w:t>
+      </w:r>
+    </w:p>
+    <w:p>
+      <w:pPr>
+        <w:pStyle w:val="Compact"/>
+        <w:numPr>
+          <w:ilvl w:val="0"/>
+          <w:numId w:val="1009"/>
+        </w:numPr>
+      </w:pPr>
+      <w:r>
+        <w:rPr>
+          <w:i/>
+          <w:iCs/>
+        </w:rPr>
+        <w:t xml:space="preserve">Why does MySQL use a B+ tree, not a hash index?</w:t>
+      </w:r>
+      <w:r>
+        <w:t xml:space="preserve"> </w:t>
+      </w:r>
+      <w:r>
+        <w:t xml:space="preserve">→ range scans + few disk</w:t>
+      </w:r>
+      <w:r>
+        <w:t xml:space="preserve"> </w:t>
+      </w:r>
+      <w:r>
+        <w:t xml:space="preserve">reads.</w:t>
+      </w:r>
+    </w:p>
+    <w:p>
+      <w:pPr>
+        <w:pStyle w:val="Compact"/>
+        <w:numPr>
+          <w:ilvl w:val="0"/>
+          <w:numId w:val="1009"/>
+        </w:numPr>
+      </w:pPr>
+      <w:r>
+        <w:rPr>
+          <w:i/>
+          <w:iCs/>
+        </w:rPr>
+        <w:t xml:space="preserve">Design a leaderboard.</w:t>
+      </w:r>
+      <w:r>
+        <w:t xml:space="preserve"> </w:t>
+      </w:r>
+      <w:r>
+        <w:t xml:space="preserve">→ Redis ZSET (skip list) / balanced BST + hash.</w:t>
+      </w:r>
+    </w:p>
+    <w:p>
+      <w:pPr>
+        <w:pStyle w:val="Compact"/>
+        <w:numPr>
+          <w:ilvl w:val="0"/>
+          <w:numId w:val="1009"/>
+        </w:numPr>
+      </w:pPr>
+      <w:r>
+        <w:rPr>
+          <w:i/>
+          <w:iCs/>
+        </w:rPr>
+        <w:t xml:space="preserve">Why does Cassandra write faster than a B-tree DB?</w:t>
+      </w:r>
+      <w:r>
+        <w:t xml:space="preserve"> </w:t>
+      </w:r>
+      <w:r>
+        <w:t xml:space="preserve">→ LSM (sequential writes).</w:t>
+      </w:r>
+    </w:p>
+    <w:p>
+      <w:pPr>
+        <w:pStyle w:val="Compact"/>
+        <w:numPr>
+          <w:ilvl w:val="0"/>
+          <w:numId w:val="1009"/>
+        </w:numPr>
+      </w:pPr>
+      <w:r>
+        <w:rPr>
+          <w:i/>
+          <w:iCs/>
+        </w:rPr>
+        <w:t xml:space="preserve">How does Git detect identical files instantly?</w:t>
+      </w:r>
+      <w:r>
+        <w:t xml:space="preserve"> </w:t>
+      </w:r>
+      <w:r>
+        <w:t xml:space="preserve">→ content hashing (Merkle).</w:t>
+      </w:r>
+    </w:p>
+    <w:p>
+      <w:pPr>
+        <w:pStyle w:val="Compact"/>
+        <w:numPr>
+          <w:ilvl w:val="0"/>
+          <w:numId w:val="1009"/>
+        </w:numPr>
+      </w:pPr>
+      <w:r>
+        <w:rPr>
+          <w:i/>
+          <w:iCs/>
+        </w:rPr>
+        <w:t xml:space="preserve">Why consistent hashing for a distributed cache?</w:t>
+      </w:r>
+      <w:r>
+        <w:t xml:space="preserve"> </w:t>
+      </w:r>
+      <w:r>
+        <w:t xml:space="preserve">→ minimal remap on</w:t>
+      </w:r>
+      <w:r>
+        <w:t xml:space="preserve"> </w:t>
+      </w:r>
+      <w:r>
+        <w:t xml:space="preserve">add/remove.</w:t>
+      </w:r>
+    </w:p>
+    <w:p>
+      <w:pPr>
+        <w:pStyle w:val="Compact"/>
+        <w:numPr>
+          <w:ilvl w:val="0"/>
+          <w:numId w:val="1009"/>
+        </w:numPr>
+      </w:pPr>
+      <w:r>
+        <w:rPr>
+          <w:i/>
+          <w:iCs/>
+        </w:rPr>
+        <w:t xml:space="preserve">Design a search engine backend.</w:t>
+      </w:r>
+      <w:r>
+        <w:t xml:space="preserve"> </w:t>
+      </w:r>
+      <w:r>
+        <w:t xml:space="preserve">→ inverted index + posting-list merge + heap</w:t>
+      </w:r>
+      <w:r>
+        <w:t xml:space="preserve"> </w:t>
+      </w:r>
+      <w:r>
+        <w:t xml:space="preserve">ranking.</w:t>
+      </w:r>
+    </w:p>
+    <w:p>
+      <w:pPr>
+        <w:pStyle w:val="Compact"/>
+        <w:numPr>
+          <w:ilvl w:val="0"/>
+          <w:numId w:val="1009"/>
+        </w:numPr>
+      </w:pPr>
+      <w:r>
+        <w:rPr>
+          <w:i/>
+          <w:iCs/>
+        </w:rPr>
+        <w:t xml:space="preserve">Design a rate limiter.</w:t>
+      </w:r>
+      <w:r>
+        <w:t xml:space="preserve"> </w:t>
+      </w:r>
+      <w:r>
+        <w:t xml:space="preserve">→ token bucket (bursty) / sliding window (exact) in Redis.</w:t>
+      </w:r>
+    </w:p>
+    <w:p>
+      <w:pPr>
+        <w:pStyle w:val="Compact"/>
+        <w:numPr>
+          <w:ilvl w:val="0"/>
+          <w:numId w:val="1009"/>
+        </w:numPr>
+      </w:pPr>
+      <w:r>
+        <w:rPr>
+          <w:i/>
+          <w:iCs/>
+        </w:rPr>
+        <w:t xml:space="preserve">Count unique visitors cheaply.</w:t>
+      </w:r>
+      <w:r>
+        <w:t xml:space="preserve"> </w:t>
+      </w:r>
+      <w:r>
+        <w:t xml:space="preserve">→ HyperLogLog (~1–2% error, KBs of memory).</w:t>
+      </w:r>
+    </w:p>
+    <w:bookmarkEnd w:id="34"/>
+    <w:bookmarkStart w:id="35" w:name="module-22-gate-sebi-rbi-isro-perspective"/>
+    <w:p>
+      <w:pPr>
+        <w:pStyle w:val="Heading2"/>
+      </w:pPr>
+      <w:r>
+        <w:t xml:space="preserve">Module 22 — GATE / SEBI / RBI / ISRO Perspective</w:t>
+      </w:r>
+    </w:p>
+    <w:p>
+      <w:pPr>
+        <w:pStyle w:val="Compact"/>
+        <w:numPr>
+          <w:ilvl w:val="0"/>
+          <w:numId w:val="1010"/>
+        </w:numPr>
+      </w:pPr>
+      <w:r>
         <w:rPr>
           <w:b/>
           <w:bCs/>
@@ -2775,8 +4542,8 @@
         <w:t xml:space="preserve">/ ISRO / DRDO / C-DAC topic weightage) — with visuals.</w:t>
       </w:r>
     </w:p>
-    <w:bookmarkEnd w:id="32"/>
-    <w:bookmarkEnd w:id="33"/>
+    <w:bookmarkEnd w:id="35"/>
+    <w:bookmarkEnd w:id="36"/>
     <w:sectPr>
       <w:footnotePr>
         <w:numRestart w:val="eachSect"/>
@@ -2887,6 +4654,109 @@
       </w:pPr>
     </w:lvl>
   </w:abstractNum>
+  <w:abstractNum w:abstractNumId="991">
+    <w:nsid w:val="0000A991"/>
+    <w:multiLevelType w:val="multilevel"/>
+    <w:lvl w:ilvl="0">
+      <w:numFmt w:val="bullet"/>
+      <w:lvlText w:val=""/>
+      <w:lvlJc w:val="left"/>
+      <w:pPr>
+        <w:ind w:left="720" w:hanging="360"/>
+      </w:pPr>
+      <w:rPr>
+        <w:rFonts w:ascii="Symbol" w:hAnsi="Symbol" w:cs="Symbol" w:hint="default"/>
+      </w:rPr>
+    </w:lvl>
+    <w:lvl w:ilvl="1">
+      <w:numFmt w:val="bullet"/>
+      <w:lvlText w:val="o"/>
+      <w:lvlJc w:val="left"/>
+      <w:pPr>
+        <w:ind w:left="1440" w:hanging="360"/>
+      </w:pPr>
+      <w:rPr>
+        <w:rFonts w:ascii="Courier New" w:hAnsi="Courier New" w:cs="Courier New" w:hint="default"/>
+      </w:rPr>
+    </w:lvl>
+    <w:lvl w:ilvl="2">
+      <w:numFmt w:val="bullet"/>
+      <w:lvlText w:val=""/>
+      <w:lvlJc w:val="left"/>
+      <w:pPr>
+        <w:ind w:left="2160" w:hanging="360"/>
+      </w:pPr>
+      <w:rPr>
+        <w:rFonts w:ascii="Wingdings" w:hAnsi="Wingdings" w:cs="Wingdings" w:hint="default"/>
+      </w:rPr>
+    </w:lvl>
+    <w:lvl w:ilvl="3">
+      <w:numFmt w:val="bullet"/>
+      <w:lvlText w:val=""/>
+      <w:lvlJc w:val="left"/>
+      <w:pPr>
+        <w:ind w:left="2880" w:hanging="360"/>
+      </w:pPr>
+      <w:rPr>
+        <w:rFonts w:ascii="Symbol" w:hAnsi="Symbol" w:cs="Symbol" w:hint="default"/>
+      </w:rPr>
+    </w:lvl>
+    <w:lvl w:ilvl="4">
+      <w:numFmt w:val="bullet"/>
+      <w:lvlText w:val="o"/>
+      <w:lvlJc w:val="left"/>
+      <w:pPr>
+        <w:ind w:left="3600" w:hanging="360"/>
+      </w:pPr>
+      <w:rPr>
+        <w:rFonts w:ascii="Courier New" w:hAnsi="Courier New" w:cs="Courier New" w:hint="default"/>
+      </w:rPr>
+    </w:lvl>
+    <w:lvl w:ilvl="5">
+      <w:numFmt w:val="bullet"/>
+      <w:lvlText w:val=""/>
+      <w:lvlJc w:val="left"/>
+      <w:pPr>
+        <w:ind w:left="4320" w:hanging="360"/>
+      </w:pPr>
+      <w:rPr>
+        <w:rFonts w:ascii="Wingdings" w:hAnsi="Wingdings" w:cs="Wingdings" w:hint="default"/>
+      </w:rPr>
+    </w:lvl>
+    <w:lvl w:ilvl="6">
+      <w:numFmt w:val="bullet"/>
+      <w:lvlText w:val=""/>
+      <w:lvlJc w:val="left"/>
+      <w:pPr>
+        <w:ind w:left="5040" w:hanging="360"/>
+      </w:pPr>
+      <w:rPr>
+        <w:rFonts w:ascii="Symbol" w:hAnsi="Symbol" w:cs="Symbol" w:hint="default"/>
+      </w:rPr>
+    </w:lvl>
+    <w:lvl w:ilvl="7">
+      <w:numFmt w:val="bullet"/>
+      <w:lvlText w:val="o"/>
+      <w:lvlJc w:val="left"/>
+      <w:pPr>
+        <w:ind w:left="5760" w:hanging="360"/>
+      </w:pPr>
+      <w:rPr>
+        <w:rFonts w:ascii="Courier New" w:hAnsi="Courier New" w:cs="Courier New" w:hint="default"/>
+      </w:rPr>
+    </w:lvl>
+    <w:lvl w:ilvl="8">
+      <w:numFmt w:val="bullet"/>
+      <w:lvlText w:val=""/>
+      <w:lvlJc w:val="left"/>
+      <w:pPr>
+        <w:ind w:left="6480" w:hanging="360"/>
+      </w:pPr>
+      <w:rPr>
+        <w:rFonts w:ascii="Wingdings" w:hAnsi="Wingdings" w:cs="Wingdings" w:hint="default"/>
+      </w:rPr>
+    </w:lvl>
+  </w:abstractNum>
   <w:abstractNum w:abstractNumId="99411">
     <w:nsid w:val="00A99411"/>
     <w:multiLevelType w:val="multilevel"/>
@@ -2972,113 +4842,19 @@
       </w:pPr>
     </w:lvl>
   </w:abstractNum>
-  <w:abstractNum w:abstractNumId="991">
-    <w:nsid w:val="0000A991"/>
-    <w:multiLevelType w:val="multilevel"/>
-    <w:lvl w:ilvl="0">
-      <w:numFmt w:val="bullet"/>
-      <w:lvlText w:val=""/>
-      <w:lvlJc w:val="left"/>
-      <w:pPr>
-        <w:ind w:left="720" w:hanging="360"/>
-      </w:pPr>
-      <w:rPr>
-        <w:rFonts w:ascii="Symbol" w:hAnsi="Symbol" w:cs="Symbol" w:hint="default"/>
-      </w:rPr>
-    </w:lvl>
-    <w:lvl w:ilvl="1">
-      <w:numFmt w:val="bullet"/>
-      <w:lvlText w:val="o"/>
-      <w:lvlJc w:val="left"/>
-      <w:pPr>
-        <w:ind w:left="1440" w:hanging="360"/>
-      </w:pPr>
-      <w:rPr>
-        <w:rFonts w:ascii="Courier New" w:hAnsi="Courier New" w:cs="Courier New" w:hint="default"/>
-      </w:rPr>
-    </w:lvl>
-    <w:lvl w:ilvl="2">
-      <w:numFmt w:val="bullet"/>
-      <w:lvlText w:val=""/>
-      <w:lvlJc w:val="left"/>
-      <w:pPr>
-        <w:ind w:left="2160" w:hanging="360"/>
-      </w:pPr>
-      <w:rPr>
-        <w:rFonts w:ascii="Wingdings" w:hAnsi="Wingdings" w:cs="Wingdings" w:hint="default"/>
-      </w:rPr>
-    </w:lvl>
-    <w:lvl w:ilvl="3">
-      <w:numFmt w:val="bullet"/>
-      <w:lvlText w:val=""/>
-      <w:lvlJc w:val="left"/>
-      <w:pPr>
-        <w:ind w:left="2880" w:hanging="360"/>
-      </w:pPr>
-      <w:rPr>
-        <w:rFonts w:ascii="Symbol" w:hAnsi="Symbol" w:cs="Symbol" w:hint="default"/>
-      </w:rPr>
-    </w:lvl>
-    <w:lvl w:ilvl="4">
-      <w:numFmt w:val="bullet"/>
-      <w:lvlText w:val="o"/>
-      <w:lvlJc w:val="left"/>
-      <w:pPr>
-        <w:ind w:left="3600" w:hanging="360"/>
-      </w:pPr>
-      <w:rPr>
-        <w:rFonts w:ascii="Courier New" w:hAnsi="Courier New" w:cs="Courier New" w:hint="default"/>
-      </w:rPr>
-    </w:lvl>
-    <w:lvl w:ilvl="5">
-      <w:numFmt w:val="bullet"/>
-      <w:lvlText w:val=""/>
-      <w:lvlJc w:val="left"/>
-      <w:pPr>
-        <w:ind w:left="4320" w:hanging="360"/>
-      </w:pPr>
-      <w:rPr>
-        <w:rFonts w:ascii="Wingdings" w:hAnsi="Wingdings" w:cs="Wingdings" w:hint="default"/>
-      </w:rPr>
-    </w:lvl>
-    <w:lvl w:ilvl="6">
-      <w:numFmt w:val="bullet"/>
-      <w:lvlText w:val=""/>
-      <w:lvlJc w:val="left"/>
-      <w:pPr>
-        <w:ind w:left="5040" w:hanging="360"/>
-      </w:pPr>
-      <w:rPr>
-        <w:rFonts w:ascii="Symbol" w:hAnsi="Symbol" w:cs="Symbol" w:hint="default"/>
-      </w:rPr>
-    </w:lvl>
-    <w:lvl w:ilvl="7">
-      <w:numFmt w:val="bullet"/>
-      <w:lvlText w:val="o"/>
-      <w:lvlJc w:val="left"/>
-      <w:pPr>
-        <w:ind w:left="5760" w:hanging="360"/>
-      </w:pPr>
-      <w:rPr>
-        <w:rFonts w:ascii="Courier New" w:hAnsi="Courier New" w:cs="Courier New" w:hint="default"/>
-      </w:rPr>
-    </w:lvl>
-    <w:lvl w:ilvl="8">
-      <w:numFmt w:val="bullet"/>
-      <w:lvlText w:val=""/>
-      <w:lvlJc w:val="left"/>
-      <w:pPr>
-        <w:ind w:left="6480" w:hanging="360"/>
-      </w:pPr>
-      <w:rPr>
-        <w:rFonts w:ascii="Wingdings" w:hAnsi="Wingdings" w:cs="Wingdings" w:hint="default"/>
-      </w:rPr>
-    </w:lvl>
-  </w:abstractNum>
   <w:num w:numId="1000">
     <w:abstractNumId w:val="990"/>
   </w:num>
   <w:num w:numId="1001">
+    <w:abstractNumId w:val="991"/>
+  </w:num>
+  <w:num w:numId="1002">
+    <w:abstractNumId w:val="991"/>
+  </w:num>
+  <w:num w:numId="1003">
+    <w:abstractNumId w:val="991"/>
+  </w:num>
+  <w:num w:numId="1004">
     <w:abstractNumId w:val="99411"/>
     <w:lvlOverride w:ilvl="0">
       <w:startOverride w:val="1"/>
@@ -3108,7 +4884,7 @@
       <w:startOverride w:val="1"/>
     </w:lvlOverride>
   </w:num>
-  <w:num w:numId="1002">
+  <w:num w:numId="1005">
     <w:abstractNumId w:val="99411"/>
     <w:lvlOverride w:ilvl="0">
       <w:startOverride w:val="1"/>
@@ -3138,16 +4914,16 @@
       <w:startOverride w:val="1"/>
     </w:lvlOverride>
   </w:num>
-  <w:num w:numId="1003">
+  <w:num w:numId="1006">
     <w:abstractNumId w:val="991"/>
   </w:num>
-  <w:num w:numId="1004">
+  <w:num w:numId="1007">
     <w:abstractNumId w:val="991"/>
   </w:num>
-  <w:num w:numId="1005">
+  <w:num w:numId="1008">
     <w:abstractNumId w:val="991"/>
   </w:num>
-  <w:num w:numId="1006">
+  <w:num w:numId="1009">
     <w:abstractNumId w:val="99411"/>
     <w:lvlOverride w:ilvl="0">
       <w:startOverride w:val="1"/>
@@ -3177,7 +4953,7 @@
       <w:startOverride w:val="1"/>
     </w:lvlOverride>
   </w:num>
-  <w:num w:numId="1007">
+  <w:num w:numId="1010">
     <w:abstractNumId w:val="991"/>
   </w:num>
 </w:numbering>

--- a/SITP/DSA-Notes/M22_SystemDesign_Connection.docx
+++ b/SITP/DSA-Notes/M22_SystemDesign_Connection.docx
@@ -5495,24 +5495,34 @@
   <w:style w:default="1" w:styleId="Table" w:type="table">
     <w:name w:val="Table"/>
     <w:basedOn w:val="TableNormal"/>
-    <w:semiHidden/>
-    <w:unhideWhenUsed/>
     <w:qFormat/>
     <w:tblPr>
       <w:tblInd w:type="dxa" w:w="0"/>
+      <w:tblBorders>
+        <w:top w:color="808080" w:space="0" w:sz="4" w:val="single"/>
+        <w:left w:color="808080" w:space="0" w:sz="4" w:val="single"/>
+        <w:bottom w:color="808080" w:space="0" w:sz="4" w:val="single"/>
+        <w:right w:color="808080" w:space="0" w:sz="4" w:val="single"/>
+        <w:insideH w:color="BFBFBF" w:space="0" w:sz="4" w:val="single"/>
+        <w:insideV w:color="BFBFBF" w:space="0" w:sz="4" w:val="single"/>
+      </w:tblBorders>
       <w:tblCellMar>
-        <w:top w:type="dxa" w:w="0"/>
+        <w:top w:type="dxa" w:w="40"/>
         <w:left w:type="dxa" w:w="108"/>
-        <w:bottom w:type="dxa" w:w="0"/>
+        <w:bottom w:type="dxa" w:w="40"/>
         <w:right w:type="dxa" w:w="108"/>
       </w:tblCellMar>
     </w:tblPr>
     <w:tblStylePr w:type="firstRow">
+      <w:rPr>
+        <w:b/>
+      </w:rPr>
       <w:tcPr>
+        <w:shd w:color="auto" w:fill="DDEBF7" w:val="clear"/>
         <w:tcBorders>
-          <w:bottom w:val="single"/>
+          <w:bottom w:color="1F4E78" w:space="0" w:sz="8" w:val="single"/>
         </w:tcBorders>
-        <w:vAlign w:val="bottom"/>
+        <w:vAlign w:val="center"/>
       </w:tcPr>
     </w:tblStylePr>
   </w:style>
